--- a/examples/autoencoder/doc/autoenc_denoise_ed.docx
+++ b/examples/autoencoder/doc/autoenc_denoise_ed.docx
@@ -1295,52 +1295,52 @@
         <w:rPr>
           <w:rStyle w:val="VerbatimChar"/>
         </w:rPr>
-        <w:t xml:space="preserve">## [1,] 0.6860377 0.8629575 0.9358953 0.9513664 0.9996458</w:t>
-      </w:r>
-      <w:r>
-        <w:br/>
-      </w:r>
-      <w:r>
-        <w:rPr>
-          <w:rStyle w:val="VerbatimChar"/>
-        </w:rPr>
-        <w:t xml:space="preserve">## [2,] 0.7872109 0.9453832 0.9934560 0.9779583 1.0064452</w:t>
-      </w:r>
-      <w:r>
-        <w:br/>
-      </w:r>
-      <w:r>
-        <w:rPr>
-          <w:rStyle w:val="VerbatimChar"/>
-        </w:rPr>
-        <w:t xml:space="preserve">## [3,] 0.8685141 1.0017223 1.0202274 0.9715278 0.9823760</w:t>
-      </w:r>
-      <w:r>
-        <w:br/>
-      </w:r>
-      <w:r>
-        <w:rPr>
-          <w:rStyle w:val="VerbatimChar"/>
-        </w:rPr>
-        <w:t xml:space="preserve">## [4,] 0.9310966 1.0275311 1.0223384 0.9336617 0.9215114</w:t>
-      </w:r>
-      <w:r>
-        <w:br/>
-      </w:r>
-      <w:r>
-        <w:rPr>
-          <w:rStyle w:val="VerbatimChar"/>
-        </w:rPr>
-        <w:t xml:space="preserve">## [5,] 0.9652757 1.0233586 0.9947448 0.8637522 0.8278449</w:t>
-      </w:r>
-      <w:r>
-        <w:br/>
-      </w:r>
-      <w:r>
-        <w:rPr>
-          <w:rStyle w:val="VerbatimChar"/>
-        </w:rPr>
-        <w:t xml:space="preserve">## [6,] 0.9741455 0.9952334 0.9359849 0.7709410 0.7096152</w:t>
+        <w:t xml:space="preserve">## [1,] 0.6931524 0.8674225 0.9157052 0.9411283 0.9956560</w:t>
+      </w:r>
+      <w:r>
+        <w:br/>
+      </w:r>
+      <w:r>
+        <w:rPr>
+          <w:rStyle w:val="VerbatimChar"/>
+        </w:rPr>
+        <w:t xml:space="preserve">## [2,] 0.7963973 0.9410288 0.9779693 0.9670168 1.0028652</w:t>
+      </w:r>
+      <w:r>
+        <w:br/>
+      </w:r>
+      <w:r>
+        <w:rPr>
+          <w:rStyle w:val="VerbatimChar"/>
+        </w:rPr>
+        <w:t xml:space="preserve">## [3,] 0.8800505 0.9931777 1.0117968 0.9600846 0.9714423</w:t>
+      </w:r>
+      <w:r>
+        <w:br/>
+      </w:r>
+      <w:r>
+        <w:rPr>
+          <w:rStyle w:val="VerbatimChar"/>
+        </w:rPr>
+        <w:t xml:space="preserve">## [4,] 0.9426046 1.0221412 1.0146461 0.9211956 0.9083806</w:t>
+      </w:r>
+      <w:r>
+        <w:br/>
+      </w:r>
+      <w:r>
+        <w:rPr>
+          <w:rStyle w:val="VerbatimChar"/>
+        </w:rPr>
+        <w:t xml:space="preserve">## [5,] 0.9739735 1.0185804 0.9886858 0.8579420 0.8229268</w:t>
+      </w:r>
+      <w:r>
+        <w:br/>
+      </w:r>
+      <w:r>
+        <w:rPr>
+          <w:rStyle w:val="VerbatimChar"/>
+        </w:rPr>
+        <w:t xml:space="preserve">## [6,] 0.9697787 0.9826303 0.9308761 0.7767015 0.7195164</w:t>
       </w:r>
     </w:p>
     <w:p>
@@ -1785,43 +1785,43 @@
         <w:rPr>
           <w:rStyle w:val="VerbatimChar"/>
         </w:rPr>
-        <w:t xml:space="preserve">## [1] "t4 R2 test: 0.987082462529246 MAPE: 0.0332009536240121"</w:t>
-      </w:r>
-      <w:r>
-        <w:br/>
-      </w:r>
-      <w:r>
-        <w:rPr>
-          <w:rStyle w:val="VerbatimChar"/>
-        </w:rPr>
-        <w:t xml:space="preserve">## [1] "t3 R2 test: 0.998905842302028 MAPE: 0.0308562344710436"</w:t>
-      </w:r>
-      <w:r>
-        <w:br/>
-      </w:r>
-      <w:r>
-        <w:rPr>
-          <w:rStyle w:val="VerbatimChar"/>
-        </w:rPr>
-        <w:t xml:space="preserve">## [1] "t2 R2 test: 0.996859234882616 MAPE: 0.041215691069462"</w:t>
-      </w:r>
-      <w:r>
-        <w:br/>
-      </w:r>
-      <w:r>
-        <w:rPr>
-          <w:rStyle w:val="VerbatimChar"/>
-        </w:rPr>
-        <w:t xml:space="preserve">## [1] "t1 R2 test: 0.998716890360968 MAPE: 0.039237681170655"</w:t>
-      </w:r>
-      <w:r>
-        <w:br/>
-      </w:r>
-      <w:r>
-        <w:rPr>
-          <w:rStyle w:val="VerbatimChar"/>
-        </w:rPr>
-        <w:t xml:space="preserve">## [1] "t0 R2 test: 0.999328826907574 MAPE: 0.0146195240828952"</w:t>
+        <w:t xml:space="preserve">## [1] "t4 R2 test: 0.99667444849527 MAPE: 0.0302828341871169"</w:t>
+      </w:r>
+      <w:r>
+        <w:br/>
+      </w:r>
+      <w:r>
+        <w:rPr>
+          <w:rStyle w:val="VerbatimChar"/>
+        </w:rPr>
+        <w:t xml:space="preserve">## [1] "t3 R2 test: 0.997762222505345 MAPE: 0.0255582258685193"</w:t>
+      </w:r>
+      <w:r>
+        <w:br/>
+      </w:r>
+      <w:r>
+        <w:rPr>
+          <w:rStyle w:val="VerbatimChar"/>
+        </w:rPr>
+        <w:t xml:space="preserve">## [1] "t2 R2 test: 0.996093835071883 MAPE: 0.0255716909895921"</w:t>
+      </w:r>
+      <w:r>
+        <w:br/>
+      </w:r>
+      <w:r>
+        <w:rPr>
+          <w:rStyle w:val="VerbatimChar"/>
+        </w:rPr>
+        <w:t xml:space="preserve">## [1] "t1 R2 test: 0.999586597532172 MAPE: 0.0466602268314448"</w:t>
+      </w:r>
+      <w:r>
+        <w:br/>
+      </w:r>
+      <w:r>
+        <w:rPr>
+          <w:rStyle w:val="VerbatimChar"/>
+        </w:rPr>
+        <w:t xml:space="preserve">## [1] "t0 R2 test: 0.999285567600892 MAPE: 0.0164894089831102"</w:t>
       </w:r>
     </w:p>
     <w:p>
@@ -1909,7 +1909,7 @@
         <w:rPr>
           <w:rStyle w:val="VerbatimChar"/>
         </w:rPr>
-        <w:t xml:space="preserve">## [1] "Means R2 test: 0.996178651396487 MAPE: 0.0318260168836136"</w:t>
+        <w:t xml:space="preserve">## [1] "Means R2 test: 0.997880534241112 MAPE: 0.0289124773719567"</w:t>
       </w:r>
     </w:p>
     <w:p>
@@ -1938,7 +1938,11 @@
       </w:r>
     </w:p>
     <w:bookmarkEnd w:id="23"/>
-    <w:sectPr/>
+    <w:sectPr>
+      <w:footnotePr>
+        <w:numRestart w:val="eachSect"/>
+      </w:footnotePr>
+    </w:sectPr>
   </w:body>
 </w:document>
 </file>
@@ -2110,8 +2114,6 @@
     </w:pPr>
     <w:rPr>
       <w:rFonts w:asciiTheme="majorHAnsi" w:cstheme="majorBidi" w:eastAsiaTheme="majorEastAsia" w:hAnsiTheme="majorHAnsi"/>
-      <w:spacing w:val="-10"/>
-      <w:kern w:val="28"/>
       <w:sz w:val="56"/>
       <w:szCs w:val="56"/>
     </w:rPr>
@@ -2124,15 +2126,13 @@
     <w:rsid w:val="00A10FD9"/>
     <w:rPr>
       <w:rFonts w:asciiTheme="majorHAnsi" w:cstheme="majorBidi" w:eastAsiaTheme="majorEastAsia" w:hAnsiTheme="majorHAnsi"/>
-      <w:spacing w:val="-10"/>
-      <w:kern w:val="28"/>
       <w:sz w:val="56"/>
       <w:szCs w:val="56"/>
     </w:rPr>
   </w:style>
   <w:style w:styleId="Subtitle" w:type="paragraph">
     <w:name w:val="Subtitle"/>
-    <w:basedOn w:val="Normal"/>
+    <w:basedOn w:val="Title"/>
     <w:next w:val="BodyText"/>
     <w:link w:val="SubtitleChar"/>
     <w:uiPriority w:val="11"/>
@@ -2145,7 +2145,6 @@
     </w:pPr>
     <w:rPr>
       <w:rFonts w:cstheme="majorBidi" w:eastAsiaTheme="majorEastAsia"/>
-      <w:color w:themeColor="text1" w:themeTint="A6" w:val="595959"/>
       <w:spacing w:val="15"/>
       <w:sz w:val="28"/>
       <w:szCs w:val="28"/>
@@ -2167,23 +2166,31 @@
   </w:style>
   <w:style w:customStyle="1" w:styleId="Author" w:type="paragraph">
     <w:name w:val="Author"/>
+    <w:basedOn w:val="Title"/>
     <w:next w:val="BodyText"/>
     <w:qFormat/>
     <w:pPr>
       <w:keepNext/>
       <w:keepLines/>
-      <w:jc w:val="center"/>
     </w:pPr>
+    <w:rPr>
+      <w:sz w:val="24"/>
+      <w:szCs w:val="24"/>
+    </w:rPr>
   </w:style>
   <w:style w:styleId="Date" w:type="paragraph">
     <w:name w:val="Date"/>
+    <w:basedOn w:val="Title"/>
     <w:next w:val="BodyText"/>
     <w:qFormat/>
     <w:pPr>
       <w:keepNext/>
       <w:keepLines/>
-      <w:jc w:val="center"/>
     </w:pPr>
+    <w:rPr>
+      <w:sz w:val="24"/>
+      <w:szCs w:val="24"/>
+    </w:rPr>
   </w:style>
   <w:style w:customStyle="1" w:styleId="AbstractTitle" w:type="paragraph">
     <w:name w:val="Abstract Title"/>
@@ -2198,7 +2205,6 @@
     </w:pPr>
     <w:rPr>
       <w:b/>
-      <w:color w:val="345A8A"/>
       <w:sz w:val="20"/>
       <w:szCs w:val="20"/>
     </w:rPr>

--- a/examples/autoencoder/doc/autoenc_denoise_ed.docx
+++ b/examples/autoencoder/doc/autoenc_denoise_ed.docx
@@ -1295,52 +1295,52 @@
         <w:rPr>
           <w:rStyle w:val="VerbatimChar"/>
         </w:rPr>
-        <w:t xml:space="preserve">## [1,] 0.6931524 0.8674225 0.9157052 0.9411283 0.9956560</w:t>
-      </w:r>
-      <w:r>
-        <w:br/>
-      </w:r>
-      <w:r>
-        <w:rPr>
-          <w:rStyle w:val="VerbatimChar"/>
-        </w:rPr>
-        <w:t xml:space="preserve">## [2,] 0.7963973 0.9410288 0.9779693 0.9670168 1.0028652</w:t>
-      </w:r>
-      <w:r>
-        <w:br/>
-      </w:r>
-      <w:r>
-        <w:rPr>
-          <w:rStyle w:val="VerbatimChar"/>
-        </w:rPr>
-        <w:t xml:space="preserve">## [3,] 0.8800505 0.9931777 1.0117968 0.9600846 0.9714423</w:t>
-      </w:r>
-      <w:r>
-        <w:br/>
-      </w:r>
-      <w:r>
-        <w:rPr>
-          <w:rStyle w:val="VerbatimChar"/>
-        </w:rPr>
-        <w:t xml:space="preserve">## [4,] 0.9426046 1.0221412 1.0146461 0.9211956 0.9083806</w:t>
-      </w:r>
-      <w:r>
-        <w:br/>
-      </w:r>
-      <w:r>
-        <w:rPr>
-          <w:rStyle w:val="VerbatimChar"/>
-        </w:rPr>
-        <w:t xml:space="preserve">## [5,] 0.9739735 1.0185804 0.9886858 0.8579420 0.8229268</w:t>
-      </w:r>
-      <w:r>
-        <w:br/>
-      </w:r>
-      <w:r>
-        <w:rPr>
-          <w:rStyle w:val="VerbatimChar"/>
-        </w:rPr>
-        <w:t xml:space="preserve">## [6,] 0.9697787 0.9826303 0.9308761 0.7767015 0.7195164</w:t>
+        <w:t xml:space="preserve">## [1,] 0.7460078 0.8427796 0.9132738 0.9350263 1.0214500</w:t>
+      </w:r>
+      <w:r>
+        <w:br/>
+      </w:r>
+      <w:r>
+        <w:rPr>
+          <w:rStyle w:val="VerbatimChar"/>
+        </w:rPr>
+        <w:t xml:space="preserve">## [2,] 0.8526517 0.9248978 0.9739575 0.9641948 1.0228466</w:t>
+      </w:r>
+      <w:r>
+        <w:br/>
+      </w:r>
+      <w:r>
+        <w:rPr>
+          <w:rStyle w:val="VerbatimChar"/>
+        </w:rPr>
+        <w:t xml:space="preserve">## [3,] 0.9360505 0.9817500 1.0047356 0.9631870 0.9934261</w:t>
+      </w:r>
+      <w:r>
+        <w:br/>
+      </w:r>
+      <w:r>
+        <w:rPr>
+          <w:rStyle w:val="VerbatimChar"/>
+        </w:rPr>
+        <w:t xml:space="preserve">## [4,] 0.9929991 1.0074397 1.0011119 0.9299726 0.9275470</w:t>
+      </w:r>
+      <w:r>
+        <w:br/>
+      </w:r>
+      <w:r>
+        <w:rPr>
+          <w:rStyle w:val="VerbatimChar"/>
+        </w:rPr>
+        <w:t xml:space="preserve">## [5,] 1.0205760 1.0035398 0.9676967 0.8669453 0.8359560</w:t>
+      </w:r>
+      <w:r>
+        <w:br/>
+      </w:r>
+      <w:r>
+        <w:rPr>
+          <w:rStyle w:val="VerbatimChar"/>
+        </w:rPr>
+        <w:t xml:space="preserve">## [6,] 1.0165436 0.9702515 0.9075636 0.7784076 0.7255021</w:t>
       </w:r>
     </w:p>
     <w:p>
@@ -1785,43 +1785,43 @@
         <w:rPr>
           <w:rStyle w:val="VerbatimChar"/>
         </w:rPr>
-        <w:t xml:space="preserve">## [1] "t4 R2 test: 0.99667444849527 MAPE: 0.0302828341871169"</w:t>
-      </w:r>
-      <w:r>
-        <w:br/>
-      </w:r>
-      <w:r>
-        <w:rPr>
-          <w:rStyle w:val="VerbatimChar"/>
-        </w:rPr>
-        <w:t xml:space="preserve">## [1] "t3 R2 test: 0.997762222505345 MAPE: 0.0255582258685193"</w:t>
-      </w:r>
-      <w:r>
-        <w:br/>
-      </w:r>
-      <w:r>
-        <w:rPr>
-          <w:rStyle w:val="VerbatimChar"/>
-        </w:rPr>
-        <w:t xml:space="preserve">## [1] "t2 R2 test: 0.996093835071883 MAPE: 0.0255716909895921"</w:t>
-      </w:r>
-      <w:r>
-        <w:br/>
-      </w:r>
-      <w:r>
-        <w:rPr>
-          <w:rStyle w:val="VerbatimChar"/>
-        </w:rPr>
-        <w:t xml:space="preserve">## [1] "t1 R2 test: 0.999586597532172 MAPE: 0.0466602268314448"</w:t>
-      </w:r>
-      <w:r>
-        <w:br/>
-      </w:r>
-      <w:r>
-        <w:rPr>
-          <w:rStyle w:val="VerbatimChar"/>
-        </w:rPr>
-        <w:t xml:space="preserve">## [1] "t0 R2 test: 0.999285567600892 MAPE: 0.0164894089831102"</w:t>
+        <w:t xml:space="preserve">## [1] "t4 R2 test: 0.999317817932353 MAPE: 0.0227449456630479"</w:t>
+      </w:r>
+      <w:r>
+        <w:br/>
+      </w:r>
+      <w:r>
+        <w:rPr>
+          <w:rStyle w:val="VerbatimChar"/>
+        </w:rPr>
+        <w:t xml:space="preserve">## [1] "t3 R2 test: 0.999199839378997 MAPE: 0.00935453157330626"</w:t>
+      </w:r>
+      <w:r>
+        <w:br/>
+      </w:r>
+      <w:r>
+        <w:rPr>
+          <w:rStyle w:val="VerbatimChar"/>
+        </w:rPr>
+        <w:t xml:space="preserve">## [1] "t2 R2 test: 0.9988226691724 MAPE: 0.00995428892757569"</w:t>
+      </w:r>
+      <w:r>
+        <w:br/>
+      </w:r>
+      <w:r>
+        <w:rPr>
+          <w:rStyle w:val="VerbatimChar"/>
+        </w:rPr>
+        <w:t xml:space="preserve">## [1] "t1 R2 test: 0.999886855380336 MAPE: 0.0497719612766309"</w:t>
+      </w:r>
+      <w:r>
+        <w:br/>
+      </w:r>
+      <w:r>
+        <w:rPr>
+          <w:rStyle w:val="VerbatimChar"/>
+        </w:rPr>
+        <w:t xml:space="preserve">## [1] "t0 R2 test: 0.999889558169203 MAPE: 0.0252756951293055"</w:t>
       </w:r>
     </w:p>
     <w:p>
@@ -1909,7 +1909,7 @@
         <w:rPr>
           <w:rStyle w:val="VerbatimChar"/>
         </w:rPr>
-        <w:t xml:space="preserve">## [1] "Means R2 test: 0.997880534241112 MAPE: 0.0289124773719567"</w:t>
+        <w:t xml:space="preserve">## [1] "Means R2 test: 0.999423348006658 MAPE: 0.0234202845139732"</w:t>
       </w:r>
     </w:p>
     <w:p>

--- a/examples/autoencoder/doc/autoenc_denoise_ed.docx
+++ b/examples/autoencoder/doc/autoenc_denoise_ed.docx
@@ -1295,52 +1295,52 @@
         <w:rPr>
           <w:rStyle w:val="VerbatimChar"/>
         </w:rPr>
-        <w:t xml:space="preserve">## [1,] 0.7460078 0.8427796 0.9132738 0.9350263 1.0214500</w:t>
-      </w:r>
-      <w:r>
-        <w:br/>
-      </w:r>
-      <w:r>
-        <w:rPr>
-          <w:rStyle w:val="VerbatimChar"/>
-        </w:rPr>
-        <w:t xml:space="preserve">## [2,] 0.8526517 0.9248978 0.9739575 0.9641948 1.0228466</w:t>
-      </w:r>
-      <w:r>
-        <w:br/>
-      </w:r>
-      <w:r>
-        <w:rPr>
-          <w:rStyle w:val="VerbatimChar"/>
-        </w:rPr>
-        <w:t xml:space="preserve">## [3,] 0.9360505 0.9817500 1.0047356 0.9631870 0.9934261</w:t>
-      </w:r>
-      <w:r>
-        <w:br/>
-      </w:r>
-      <w:r>
-        <w:rPr>
-          <w:rStyle w:val="VerbatimChar"/>
-        </w:rPr>
-        <w:t xml:space="preserve">## [4,] 0.9929991 1.0074397 1.0011119 0.9299726 0.9275470</w:t>
-      </w:r>
-      <w:r>
-        <w:br/>
-      </w:r>
-      <w:r>
-        <w:rPr>
-          <w:rStyle w:val="VerbatimChar"/>
-        </w:rPr>
-        <w:t xml:space="preserve">## [5,] 1.0205760 1.0035398 0.9676967 0.8669453 0.8359560</w:t>
-      </w:r>
-      <w:r>
-        <w:br/>
-      </w:r>
-      <w:r>
-        <w:rPr>
-          <w:rStyle w:val="VerbatimChar"/>
-        </w:rPr>
-        <w:t xml:space="preserve">## [6,] 1.0165436 0.9702515 0.9075636 0.7784076 0.7255021</w:t>
+        <w:t xml:space="preserve">## [1,] 0.7334762 0.8474264 0.8999277 0.9370179 1.0342394</w:t>
+      </w:r>
+      <w:r>
+        <w:br/>
+      </w:r>
+      <w:r>
+        <w:rPr>
+          <w:rStyle w:val="VerbatimChar"/>
+        </w:rPr>
+        <w:t xml:space="preserve">## [2,] 0.8370522 0.9260200 0.9602062 0.9658441 1.0336418</w:t>
+      </w:r>
+      <w:r>
+        <w:br/>
+      </w:r>
+      <w:r>
+        <w:rPr>
+          <w:rStyle w:val="VerbatimChar"/>
+        </w:rPr>
+        <w:t xml:space="preserve">## [3,] 0.9212297 0.9780092 0.9916918 0.9616604 0.9973010</w:t>
+      </w:r>
+      <w:r>
+        <w:br/>
+      </w:r>
+      <w:r>
+        <w:rPr>
+          <w:rStyle w:val="VerbatimChar"/>
+        </w:rPr>
+        <w:t xml:space="preserve">## [4,] 0.9797728 1.0033046 0.9954391 0.9266048 0.9311159</w:t>
+      </w:r>
+      <w:r>
+        <w:br/>
+      </w:r>
+      <w:r>
+        <w:rPr>
+          <w:rStyle w:val="VerbatimChar"/>
+        </w:rPr>
+        <w:t xml:space="preserve">## [5,] 1.0061371 0.9994223 0.9677991 0.8649589 0.8395650</w:t>
+      </w:r>
+      <w:r>
+        <w:br/>
+      </w:r>
+      <w:r>
+        <w:rPr>
+          <w:rStyle w:val="VerbatimChar"/>
+        </w:rPr>
+        <w:t xml:space="preserve">## [6,] 1.0008823 0.9655327 0.9103374 0.7782576 0.7283185</w:t>
       </w:r>
     </w:p>
     <w:p>
@@ -1785,43 +1785,43 @@
         <w:rPr>
           <w:rStyle w:val="VerbatimChar"/>
         </w:rPr>
-        <w:t xml:space="preserve">## [1] "t4 R2 test: 0.999317817932353 MAPE: 0.0227449456630479"</w:t>
-      </w:r>
-      <w:r>
-        <w:br/>
-      </w:r>
-      <w:r>
-        <w:rPr>
-          <w:rStyle w:val="VerbatimChar"/>
-        </w:rPr>
-        <w:t xml:space="preserve">## [1] "t3 R2 test: 0.999199839378997 MAPE: 0.00935453157330626"</w:t>
-      </w:r>
-      <w:r>
-        <w:br/>
-      </w:r>
-      <w:r>
-        <w:rPr>
-          <w:rStyle w:val="VerbatimChar"/>
-        </w:rPr>
-        <w:t xml:space="preserve">## [1] "t2 R2 test: 0.9988226691724 MAPE: 0.00995428892757569"</w:t>
-      </w:r>
-      <w:r>
-        <w:br/>
-      </w:r>
-      <w:r>
-        <w:rPr>
-          <w:rStyle w:val="VerbatimChar"/>
-        </w:rPr>
-        <w:t xml:space="preserve">## [1] "t1 R2 test: 0.999886855380336 MAPE: 0.0497719612766309"</w:t>
-      </w:r>
-      <w:r>
-        <w:br/>
-      </w:r>
-      <w:r>
-        <w:rPr>
-          <w:rStyle w:val="VerbatimChar"/>
-        </w:rPr>
-        <w:t xml:space="preserve">## [1] "t0 R2 test: 0.999889558169203 MAPE: 0.0252756951293055"</w:t>
+        <w:t xml:space="preserve">## [1] "t4 R2 test: 0.998765641799394 MAPE: 0.0067418402152668"</w:t>
+      </w:r>
+      <w:r>
+        <w:br/>
+      </w:r>
+      <w:r>
+        <w:rPr>
+          <w:rStyle w:val="VerbatimChar"/>
+        </w:rPr>
+        <w:t xml:space="preserve">## [1] "t3 R2 test: 0.998188428592877 MAPE: 0.00637498101417656"</w:t>
+      </w:r>
+      <w:r>
+        <w:br/>
+      </w:r>
+      <w:r>
+        <w:rPr>
+          <w:rStyle w:val="VerbatimChar"/>
+        </w:rPr>
+        <w:t xml:space="preserve">## [1] "t2 R2 test: 0.997428290885603 MAPE: 0.01395597994058"</w:t>
+      </w:r>
+      <w:r>
+        <w:br/>
+      </w:r>
+      <w:r>
+        <w:rPr>
+          <w:rStyle w:val="VerbatimChar"/>
+        </w:rPr>
+        <w:t xml:space="preserve">## [1] "t1 R2 test: 0.999985036161467 MAPE: 0.0518921851106092"</w:t>
+      </w:r>
+      <w:r>
+        <w:br/>
+      </w:r>
+      <w:r>
+        <w:rPr>
+          <w:rStyle w:val="VerbatimChar"/>
+        </w:rPr>
+        <w:t xml:space="preserve">## [1] "t0 R2 test: 0.999960023102913 MAPE: 0.0274282124131476"</w:t>
       </w:r>
     </w:p>
     <w:p>
@@ -1909,7 +1909,7 @@
         <w:rPr>
           <w:rStyle w:val="VerbatimChar"/>
         </w:rPr>
-        <w:t xml:space="preserve">## [1] "Means R2 test: 0.999423348006658 MAPE: 0.0234202845139732"</w:t>
+        <w:t xml:space="preserve">## [1] "Means R2 test: 0.998865484108451 MAPE: 0.021278639738756"</w:t>
       </w:r>
     </w:p>
     <w:p>

--- a/examples/autoencoder/doc/autoenc_denoise_ed.docx
+++ b/examples/autoencoder/doc/autoenc_denoise_ed.docx
@@ -1295,52 +1295,52 @@
         <w:rPr>
           <w:rStyle w:val="VerbatimChar"/>
         </w:rPr>
-        <w:t xml:space="preserve">## [1,] 0.7334762 0.8474264 0.8999277 0.9370179 1.0342394</w:t>
-      </w:r>
-      <w:r>
-        <w:br/>
-      </w:r>
-      <w:r>
-        <w:rPr>
-          <w:rStyle w:val="VerbatimChar"/>
-        </w:rPr>
-        <w:t xml:space="preserve">## [2,] 0.8370522 0.9260200 0.9602062 0.9658441 1.0336418</w:t>
-      </w:r>
-      <w:r>
-        <w:br/>
-      </w:r>
-      <w:r>
-        <w:rPr>
-          <w:rStyle w:val="VerbatimChar"/>
-        </w:rPr>
-        <w:t xml:space="preserve">## [3,] 0.9212297 0.9780092 0.9916918 0.9616604 0.9973010</w:t>
-      </w:r>
-      <w:r>
-        <w:br/>
-      </w:r>
-      <w:r>
-        <w:rPr>
-          <w:rStyle w:val="VerbatimChar"/>
-        </w:rPr>
-        <w:t xml:space="preserve">## [4,] 0.9797728 1.0033046 0.9954391 0.9266048 0.9311159</w:t>
-      </w:r>
-      <w:r>
-        <w:br/>
-      </w:r>
-      <w:r>
-        <w:rPr>
-          <w:rStyle w:val="VerbatimChar"/>
-        </w:rPr>
-        <w:t xml:space="preserve">## [5,] 1.0061371 0.9994223 0.9677991 0.8649589 0.8395650</w:t>
-      </w:r>
-      <w:r>
-        <w:br/>
-      </w:r>
-      <w:r>
-        <w:rPr>
-          <w:rStyle w:val="VerbatimChar"/>
-        </w:rPr>
-        <w:t xml:space="preserve">## [6,] 1.0008823 0.9655327 0.9103374 0.7782576 0.7283185</w:t>
+        <w:t xml:space="preserve">## [1,] 0.7480258 0.8338495 0.9182998 0.9361741 1.0188860</w:t>
+      </w:r>
+      <w:r>
+        <w:br/>
+      </w:r>
+      <w:r>
+        <w:rPr>
+          <w:rStyle w:val="VerbatimChar"/>
+        </w:rPr>
+        <w:t xml:space="preserve">## [2,] 0.8486581 0.9178009 0.9765580 0.9633957 1.0245076</w:t>
+      </w:r>
+      <w:r>
+        <w:br/>
+      </w:r>
+      <w:r>
+        <w:rPr>
+          <w:rStyle w:val="VerbatimChar"/>
+        </w:rPr>
+        <w:t xml:space="preserve">## [3,] 0.9361377 0.9690142 1.0057105 0.9599660 0.9866464</w:t>
+      </w:r>
+      <w:r>
+        <w:br/>
+      </w:r>
+      <w:r>
+        <w:rPr>
+          <w:rStyle w:val="VerbatimChar"/>
+        </w:rPr>
+        <w:t xml:space="preserve">## [4,] 0.9966785 0.9927369 1.0039057 0.9262885 0.9196480</w:t>
+      </w:r>
+      <w:r>
+        <w:br/>
+      </w:r>
+      <w:r>
+        <w:rPr>
+          <w:rStyle w:val="VerbatimChar"/>
+        </w:rPr>
+        <w:t xml:space="preserve">## [5,] 1.0248231 0.9875442 0.9701174 0.8658941 0.8277950</w:t>
+      </w:r>
+      <w:r>
+        <w:br/>
+      </w:r>
+      <w:r>
+        <w:rPr>
+          <w:rStyle w:val="VerbatimChar"/>
+        </w:rPr>
+        <w:t xml:space="preserve">## [6,] 1.0220233 0.9536653 0.9085997 0.7798201 0.7165776</w:t>
       </w:r>
     </w:p>
     <w:p>
@@ -1785,43 +1785,43 @@
         <w:rPr>
           <w:rStyle w:val="VerbatimChar"/>
         </w:rPr>
-        <w:t xml:space="preserve">## [1] "t4 R2 test: 0.998765641799394 MAPE: 0.0067418402152668"</w:t>
-      </w:r>
-      <w:r>
-        <w:br/>
-      </w:r>
-      <w:r>
-        <w:rPr>
-          <w:rStyle w:val="VerbatimChar"/>
-        </w:rPr>
-        <w:t xml:space="preserve">## [1] "t3 R2 test: 0.998188428592877 MAPE: 0.00637498101417656"</w:t>
-      </w:r>
-      <w:r>
-        <w:br/>
-      </w:r>
-      <w:r>
-        <w:rPr>
-          <w:rStyle w:val="VerbatimChar"/>
-        </w:rPr>
-        <w:t xml:space="preserve">## [1] "t2 R2 test: 0.997428290885603 MAPE: 0.01395597994058"</w:t>
-      </w:r>
-      <w:r>
-        <w:br/>
-      </w:r>
-      <w:r>
-        <w:rPr>
-          <w:rStyle w:val="VerbatimChar"/>
-        </w:rPr>
-        <w:t xml:space="preserve">## [1] "t1 R2 test: 0.999985036161467 MAPE: 0.0518921851106092"</w:t>
-      </w:r>
-      <w:r>
-        <w:br/>
-      </w:r>
-      <w:r>
-        <w:rPr>
-          <w:rStyle w:val="VerbatimChar"/>
-        </w:rPr>
-        <w:t xml:space="preserve">## [1] "t0 R2 test: 0.999960023102913 MAPE: 0.0274282124131476"</w:t>
+        <w:t xml:space="preserve">## [1] "t4 R2 test: 0.999622840378377 MAPE: 0.0262734716817468"</w:t>
+      </w:r>
+      <w:r>
+        <w:br/>
+      </w:r>
+      <w:r>
+        <w:rPr>
+          <w:rStyle w:val="VerbatimChar"/>
+        </w:rPr>
+        <w:t xml:space="preserve">## [1] "t3 R2 test: 0.998632632103565 MAPE: 0.00681285922866749"</w:t>
+      </w:r>
+      <w:r>
+        <w:br/>
+      </w:r>
+      <w:r>
+        <w:rPr>
+          <w:rStyle w:val="VerbatimChar"/>
+        </w:rPr>
+        <w:t xml:space="preserve">## [1] "t2 R2 test: 0.999565853237787 MAPE: 0.0099456469877115"</w:t>
+      </w:r>
+      <w:r>
+        <w:br/>
+      </w:r>
+      <w:r>
+        <w:rPr>
+          <w:rStyle w:val="VerbatimChar"/>
+        </w:rPr>
+        <w:t xml:space="preserve">## [1] "t1 R2 test: 0.999939625986255 MAPE: 0.0457759295563331"</w:t>
+      </w:r>
+      <w:r>
+        <w:br/>
+      </w:r>
+      <w:r>
+        <w:rPr>
+          <w:rStyle w:val="VerbatimChar"/>
+        </w:rPr>
+        <w:t xml:space="preserve">## [1] "t0 R2 test: 0.999815221078594 MAPE: 0.0171627492700654"</w:t>
       </w:r>
     </w:p>
     <w:p>
@@ -1909,7 +1909,7 @@
         <w:rPr>
           <w:rStyle w:val="VerbatimChar"/>
         </w:rPr>
-        <w:t xml:space="preserve">## [1] "Means R2 test: 0.998865484108451 MAPE: 0.021278639738756"</w:t>
+        <w:t xml:space="preserve">## [1] "Means R2 test: 0.999515234556915 MAPE: 0.0211941313449049"</w:t>
       </w:r>
     </w:p>
     <w:p>

--- a/examples/autoencoder/doc/autoenc_denoise_ed.docx
+++ b/examples/autoencoder/doc/autoenc_denoise_ed.docx
@@ -1295,52 +1295,52 @@
         <w:rPr>
           <w:rStyle w:val="VerbatimChar"/>
         </w:rPr>
-        <w:t xml:space="preserve">## [1,] 0.7480258 0.8338495 0.9182998 0.9361741 1.0188860</w:t>
-      </w:r>
-      <w:r>
-        <w:br/>
-      </w:r>
-      <w:r>
-        <w:rPr>
-          <w:rStyle w:val="VerbatimChar"/>
-        </w:rPr>
-        <w:t xml:space="preserve">## [2,] 0.8486581 0.9178009 0.9765580 0.9633957 1.0245076</w:t>
-      </w:r>
-      <w:r>
-        <w:br/>
-      </w:r>
-      <w:r>
-        <w:rPr>
-          <w:rStyle w:val="VerbatimChar"/>
-        </w:rPr>
-        <w:t xml:space="preserve">## [3,] 0.9361377 0.9690142 1.0057105 0.9599660 0.9866464</w:t>
-      </w:r>
-      <w:r>
-        <w:br/>
-      </w:r>
-      <w:r>
-        <w:rPr>
-          <w:rStyle w:val="VerbatimChar"/>
-        </w:rPr>
-        <w:t xml:space="preserve">## [4,] 0.9966785 0.9927369 1.0039057 0.9262885 0.9196480</w:t>
-      </w:r>
-      <w:r>
-        <w:br/>
-      </w:r>
-      <w:r>
-        <w:rPr>
-          <w:rStyle w:val="VerbatimChar"/>
-        </w:rPr>
-        <w:t xml:space="preserve">## [5,] 1.0248231 0.9875442 0.9701174 0.8658941 0.8277950</w:t>
-      </w:r>
-      <w:r>
-        <w:br/>
-      </w:r>
-      <w:r>
-        <w:rPr>
-          <w:rStyle w:val="VerbatimChar"/>
-        </w:rPr>
-        <w:t xml:space="preserve">## [6,] 1.0220233 0.9536653 0.9085997 0.7798201 0.7165776</w:t>
+        <w:t xml:space="preserve">## [1,] 0.7426881 0.8281344 0.9268286 0.9309337 1.0409040</w:t>
+      </w:r>
+      <w:r>
+        <w:br/>
+      </w:r>
+      <w:r>
+        <w:rPr>
+          <w:rStyle w:val="VerbatimChar"/>
+        </w:rPr>
+        <w:t xml:space="preserve">## [2,] 0.8456700 0.9065941 0.9849059 0.9596448 1.0433761</w:t>
+      </w:r>
+      <w:r>
+        <w:br/>
+      </w:r>
+      <w:r>
+        <w:rPr>
+          <w:rStyle w:val="VerbatimChar"/>
+        </w:rPr>
+        <w:t xml:space="preserve">## [3,] 0.9333492 0.9585964 1.0140423 0.9567369 1.0062988</w:t>
+      </w:r>
+      <w:r>
+        <w:br/>
+      </w:r>
+      <w:r>
+        <w:rPr>
+          <w:rStyle w:val="VerbatimChar"/>
+        </w:rPr>
+        <w:t xml:space="preserve">## [4,] 0.9935616 0.9864003 1.0138886 0.9228287 0.9375038</w:t>
+      </w:r>
+      <w:r>
+        <w:br/>
+      </w:r>
+      <w:r>
+        <w:rPr>
+          <w:rStyle w:val="VerbatimChar"/>
+        </w:rPr>
+        <w:t xml:space="preserve">## [5,] 1.0206962 0.9853894 0.9811550 0.8628826 0.8426313</w:t>
+      </w:r>
+      <w:r>
+        <w:br/>
+      </w:r>
+      <w:r>
+        <w:rPr>
+          <w:rStyle w:val="VerbatimChar"/>
+        </w:rPr>
+        <w:t xml:space="preserve">## [6,] 1.0157031 0.9544669 0.9185117 0.7780764 0.7276990</w:t>
       </w:r>
     </w:p>
     <w:p>
@@ -1785,43 +1785,43 @@
         <w:rPr>
           <w:rStyle w:val="VerbatimChar"/>
         </w:rPr>
-        <w:t xml:space="preserve">## [1] "t4 R2 test: 0.999622840378377 MAPE: 0.0262734716817468"</w:t>
-      </w:r>
-      <w:r>
-        <w:br/>
-      </w:r>
-      <w:r>
-        <w:rPr>
-          <w:rStyle w:val="VerbatimChar"/>
-        </w:rPr>
-        <w:t xml:space="preserve">## [1] "t3 R2 test: 0.998632632103565 MAPE: 0.00681285922866749"</w:t>
-      </w:r>
-      <w:r>
-        <w:br/>
-      </w:r>
-      <w:r>
-        <w:rPr>
-          <w:rStyle w:val="VerbatimChar"/>
-        </w:rPr>
-        <w:t xml:space="preserve">## [1] "t2 R2 test: 0.999565853237787 MAPE: 0.0099456469877115"</w:t>
-      </w:r>
-      <w:r>
-        <w:br/>
-      </w:r>
-      <w:r>
-        <w:rPr>
-          <w:rStyle w:val="VerbatimChar"/>
-        </w:rPr>
-        <w:t xml:space="preserve">## [1] "t1 R2 test: 0.999939625986255 MAPE: 0.0457759295563331"</w:t>
-      </w:r>
-      <w:r>
-        <w:br/>
-      </w:r>
-      <w:r>
-        <w:rPr>
-          <w:rStyle w:val="VerbatimChar"/>
-        </w:rPr>
-        <w:t xml:space="preserve">## [1] "t0 R2 test: 0.999815221078594 MAPE: 0.0171627492700654"</w:t>
+        <w:t xml:space="preserve">## [1] "t4 R2 test: 0.998218801051225 MAPE: 0.0176793584685001"</w:t>
+      </w:r>
+      <w:r>
+        <w:br/>
+      </w:r>
+      <w:r>
+        <w:rPr>
+          <w:rStyle w:val="VerbatimChar"/>
+        </w:rPr>
+        <w:t xml:space="preserve">## [1] "t3 R2 test: 0.999881859359749 MAPE: 0.00796562109541322"</w:t>
+      </w:r>
+      <w:r>
+        <w:br/>
+      </w:r>
+      <w:r>
+        <w:rPr>
+          <w:rStyle w:val="VerbatimChar"/>
+        </w:rPr>
+        <w:t xml:space="preserve">## [1] "t2 R2 test: 0.999438269519576 MAPE: 0.0180753725955893"</w:t>
+      </w:r>
+      <w:r>
+        <w:br/>
+      </w:r>
+      <w:r>
+        <w:rPr>
+          <w:rStyle w:val="VerbatimChar"/>
+        </w:rPr>
+        <w:t xml:space="preserve">## [1] "t1 R2 test: 0.999946295661733 MAPE: 0.0464882106720909"</w:t>
+      </w:r>
+      <w:r>
+        <w:br/>
+      </w:r>
+      <w:r>
+        <w:rPr>
+          <w:rStyle w:val="VerbatimChar"/>
+        </w:rPr>
+        <w:t xml:space="preserve">## [1] "t0 R2 test: 0.999826196910636 MAPE: 0.0287481837229804"</w:t>
       </w:r>
     </w:p>
     <w:p>
@@ -1909,7 +1909,7 @@
         <w:rPr>
           <w:rStyle w:val="VerbatimChar"/>
         </w:rPr>
-        <w:t xml:space="preserve">## [1] "Means R2 test: 0.999515234556915 MAPE: 0.0211941313449049"</w:t>
+        <w:t xml:space="preserve">## [1] "Means R2 test: 0.999462284500584 MAPE: 0.0237913493109148"</w:t>
       </w:r>
     </w:p>
     <w:p>

--- a/examples/autoencoder/doc/autoenc_denoise_ed.docx
+++ b/examples/autoencoder/doc/autoenc_denoise_ed.docx
@@ -1295,52 +1295,52 @@
         <w:rPr>
           <w:rStyle w:val="VerbatimChar"/>
         </w:rPr>
-        <w:t xml:space="preserve">## [1,] 0.7426881 0.8281344 0.9268286 0.9309337 1.0409040</w:t>
-      </w:r>
-      <w:r>
-        <w:br/>
-      </w:r>
-      <w:r>
-        <w:rPr>
-          <w:rStyle w:val="VerbatimChar"/>
-        </w:rPr>
-        <w:t xml:space="preserve">## [2,] 0.8456700 0.9065941 0.9849059 0.9596448 1.0433761</w:t>
-      </w:r>
-      <w:r>
-        <w:br/>
-      </w:r>
-      <w:r>
-        <w:rPr>
-          <w:rStyle w:val="VerbatimChar"/>
-        </w:rPr>
-        <w:t xml:space="preserve">## [3,] 0.9333492 0.9585964 1.0140423 0.9567369 1.0062988</w:t>
-      </w:r>
-      <w:r>
-        <w:br/>
-      </w:r>
-      <w:r>
-        <w:rPr>
-          <w:rStyle w:val="VerbatimChar"/>
-        </w:rPr>
-        <w:t xml:space="preserve">## [4,] 0.9935616 0.9864003 1.0138886 0.9228287 0.9375038</w:t>
-      </w:r>
-      <w:r>
-        <w:br/>
-      </w:r>
-      <w:r>
-        <w:rPr>
-          <w:rStyle w:val="VerbatimChar"/>
-        </w:rPr>
-        <w:t xml:space="preserve">## [5,] 1.0206962 0.9853894 0.9811550 0.8628826 0.8426313</w:t>
-      </w:r>
-      <w:r>
-        <w:br/>
-      </w:r>
-      <w:r>
-        <w:rPr>
-          <w:rStyle w:val="VerbatimChar"/>
-        </w:rPr>
-        <w:t xml:space="preserve">## [6,] 1.0157031 0.9544669 0.9185117 0.7780764 0.7276990</w:t>
+        <w:t xml:space="preserve">## [1,] 0.7444278 0.8376663 0.9059893 0.9412056 1.0314164</w:t>
+      </w:r>
+      <w:r>
+        <w:br/>
+      </w:r>
+      <w:r>
+        <w:rPr>
+          <w:rStyle w:val="VerbatimChar"/>
+        </w:rPr>
+        <w:t xml:space="preserve">## [2,] 0.8443933 0.9181020 0.9638992 0.9679344 1.0309283</w:t>
+      </w:r>
+      <w:r>
+        <w:br/>
+      </w:r>
+      <w:r>
+        <w:rPr>
+          <w:rStyle w:val="VerbatimChar"/>
+        </w:rPr>
+        <w:t xml:space="preserve">## [3,] 0.9300042 0.9726262 0.9972020 0.9659364 0.9924457</w:t>
+      </w:r>
+      <w:r>
+        <w:br/>
+      </w:r>
+      <w:r>
+        <w:rPr>
+          <w:rStyle w:val="VerbatimChar"/>
+        </w:rPr>
+        <w:t xml:space="preserve">## [4,] 0.9893414 0.9984728 0.9986563 0.9328006 0.9250746</w:t>
+      </w:r>
+      <w:r>
+        <w:br/>
+      </w:r>
+      <w:r>
+        <w:rPr>
+          <w:rStyle w:val="VerbatimChar"/>
+        </w:rPr>
+        <w:t xml:space="preserve">## [5,] 1.0174536 0.9941949 0.9672863 0.8715735 0.8329993</w:t>
+      </w:r>
+      <w:r>
+        <w:br/>
+      </w:r>
+      <w:r>
+        <w:rPr>
+          <w:rStyle w:val="VerbatimChar"/>
+        </w:rPr>
+        <w:t xml:space="preserve">## [6,] 1.0139900 0.9587675 0.9050584 0.7862950 0.7216150</w:t>
       </w:r>
     </w:p>
     <w:p>
@@ -1785,43 +1785,43 @@
         <w:rPr>
           <w:rStyle w:val="VerbatimChar"/>
         </w:rPr>
-        <w:t xml:space="preserve">## [1] "t4 R2 test: 0.998218801051225 MAPE: 0.0176793584685001"</w:t>
-      </w:r>
-      <w:r>
-        <w:br/>
-      </w:r>
-      <w:r>
-        <w:rPr>
-          <w:rStyle w:val="VerbatimChar"/>
-        </w:rPr>
-        <w:t xml:space="preserve">## [1] "t3 R2 test: 0.999881859359749 MAPE: 0.00796562109541322"</w:t>
-      </w:r>
-      <w:r>
-        <w:br/>
-      </w:r>
-      <w:r>
-        <w:rPr>
-          <w:rStyle w:val="VerbatimChar"/>
-        </w:rPr>
-        <w:t xml:space="preserve">## [1] "t2 R2 test: 0.999438269519576 MAPE: 0.0180753725955893"</w:t>
-      </w:r>
-      <w:r>
-        <w:br/>
-      </w:r>
-      <w:r>
-        <w:rPr>
-          <w:rStyle w:val="VerbatimChar"/>
-        </w:rPr>
-        <w:t xml:space="preserve">## [1] "t1 R2 test: 0.999946295661733 MAPE: 0.0464882106720909"</w:t>
-      </w:r>
-      <w:r>
-        <w:br/>
-      </w:r>
-      <w:r>
-        <w:rPr>
-          <w:rStyle w:val="VerbatimChar"/>
-        </w:rPr>
-        <w:t xml:space="preserve">## [1] "t0 R2 test: 0.999826196910636 MAPE: 0.0287481837229804"</w:t>
+        <w:t xml:space="preserve">## [1] "t4 R2 test: 0.999738730397245 MAPE: 0.0194005719022219"</w:t>
+      </w:r>
+      <w:r>
+        <w:br/>
+      </w:r>
+      <w:r>
+        <w:rPr>
+          <w:rStyle w:val="VerbatimChar"/>
+        </w:rPr>
+        <w:t xml:space="preserve">## [1] "t3 R2 test: 0.998703555760014 MAPE: 0.00430509080261333"</w:t>
+      </w:r>
+      <w:r>
+        <w:br/>
+      </w:r>
+      <w:r>
+        <w:rPr>
+          <w:rStyle w:val="VerbatimChar"/>
+        </w:rPr>
+        <w:t xml:space="preserve">## [1] "t2 R2 test: 0.999114075313674 MAPE: 0.00781508026649085"</w:t>
+      </w:r>
+      <w:r>
+        <w:br/>
+      </w:r>
+      <w:r>
+        <w:rPr>
+          <w:rStyle w:val="VerbatimChar"/>
+        </w:rPr>
+        <w:t xml:space="preserve">## [1] "t1 R2 test: 0.999790440449602 MAPE: 0.0413621027348682"</w:t>
+      </w:r>
+      <w:r>
+        <w:br/>
+      </w:r>
+      <w:r>
+        <w:rPr>
+          <w:rStyle w:val="VerbatimChar"/>
+        </w:rPr>
+        <w:t xml:space="preserve">## [1] "t0 R2 test: 0.999662574989474 MAPE: 0.0294743646946128"</w:t>
       </w:r>
     </w:p>
     <w:p>
@@ -1909,7 +1909,7 @@
         <w:rPr>
           <w:rStyle w:val="VerbatimChar"/>
         </w:rPr>
-        <w:t xml:space="preserve">## [1] "Means R2 test: 0.999462284500584 MAPE: 0.0237913493109148"</w:t>
+        <w:t xml:space="preserve">## [1] "Means R2 test: 0.999401875382002 MAPE: 0.0204714420801614"</w:t>
       </w:r>
     </w:p>
     <w:p>

--- a/examples/autoencoder/doc/autoenc_denoise_ed.docx
+++ b/examples/autoencoder/doc/autoenc_denoise_ed.docx
@@ -2,7 +2,7 @@
 <file path=word/document.xml><?xml version="1.0" encoding="utf-8"?>
 <w:document xmlns:w="http://schemas.openxmlformats.org/wordprocessingml/2006/main" xmlns:m="http://schemas.openxmlformats.org/officeDocument/2006/math" xmlns:r="http://schemas.openxmlformats.org/officeDocument/2006/relationships" xmlns:o="urn:schemas-microsoft-com:office:office" xmlns:v="urn:schemas-microsoft-com:vml" xmlns:w10="urn:schemas-microsoft-com:office:word" xmlns:a="http://schemas.openxmlformats.org/drawingml/2006/main" xmlns:pic="http://schemas.openxmlformats.org/drawingml/2006/picture" xmlns:wp="http://schemas.openxmlformats.org/drawingml/2006/wordprocessingDrawing">
   <w:body>
-    <w:bookmarkStart w:id="23" w:name="denoising-autoencoder-encode-decode"/>
+    <w:bookmarkStart w:id="12" w:name="denoising-autoencoder-encode-decode"/>
     <w:p>
       <w:pPr>
         <w:pStyle w:val="Heading2"/>
@@ -877,31 +877,199 @@
         <w:rPr>
           <w:rStyle w:val="AttributeTok"/>
         </w:rPr>
-        <w:t xml:space="preserve">x=</w:t>
+        <w:t xml:space="preserve">x =</w:t>
+      </w:r>
+      <w:r>
+        <w:rPr>
+          <w:rStyle w:val="NormalTok"/>
+        </w:rPr>
+        <w:t xml:space="preserve"> </w:t>
+      </w:r>
+      <w:r>
+        <w:rPr>
+          <w:rStyle w:val="FunctionTok"/>
+        </w:rPr>
+        <w:t xml:space="preserve">seq_along</w:t>
+      </w:r>
+      <w:r>
+        <w:rPr>
+          <w:rStyle w:val="NormalTok"/>
+        </w:rPr>
+        <w:t xml:space="preserve">(auto</w:t>
+      </w:r>
+      <w:r>
+        <w:rPr>
+          <w:rStyle w:val="SpecialCharTok"/>
+        </w:rPr>
+        <w:t xml:space="preserve">$</w:t>
+      </w:r>
+      <w:r>
+        <w:rPr>
+          <w:rStyle w:val="NormalTok"/>
+        </w:rPr>
+        <w:t xml:space="preserve">train_loss), </w:t>
+      </w:r>
+      <w:r>
+        <w:rPr>
+          <w:rStyle w:val="AttributeTok"/>
+        </w:rPr>
+        <w:t xml:space="preserve">train_loss =</w:t>
+      </w:r>
+      <w:r>
+        <w:rPr>
+          <w:rStyle w:val="NormalTok"/>
+        </w:rPr>
+        <w:t xml:space="preserve"> auto</w:t>
+      </w:r>
+      <w:r>
+        <w:rPr>
+          <w:rStyle w:val="SpecialCharTok"/>
+        </w:rPr>
+        <w:t xml:space="preserve">$</w:t>
+      </w:r>
+      <w:r>
+        <w:rPr>
+          <w:rStyle w:val="NormalTok"/>
+        </w:rPr>
+        <w:t xml:space="preserve">train_loss)</w:t>
+      </w:r>
+      <w:r>
+        <w:br/>
+      </w:r>
+      <w:r>
+        <w:rPr>
+          <w:rStyle w:val="ControlFlowTok"/>
+        </w:rPr>
+        <w:t xml:space="preserve">if</w:t>
+      </w:r>
+      <w:r>
+        <w:rPr>
+          <w:rStyle w:val="NormalTok"/>
+        </w:rPr>
+        <w:t xml:space="preserve"> (</w:t>
+      </w:r>
+      <w:r>
+        <w:rPr>
+          <w:rStyle w:val="SpecialCharTok"/>
+        </w:rPr>
+        <w:t xml:space="preserve">!</w:t>
+      </w:r>
+      <w:r>
+        <w:rPr>
+          <w:rStyle w:val="FunctionTok"/>
+        </w:rPr>
+        <w:t xml:space="preserve">is.null</w:t>
+      </w:r>
+      <w:r>
+        <w:rPr>
+          <w:rStyle w:val="NormalTok"/>
+        </w:rPr>
+        <w:t xml:space="preserve">(auto</w:t>
+      </w:r>
+      <w:r>
+        <w:rPr>
+          <w:rStyle w:val="SpecialCharTok"/>
+        </w:rPr>
+        <w:t xml:space="preserve">$</w:t>
+      </w:r>
+      <w:r>
+        <w:rPr>
+          <w:rStyle w:val="NormalTok"/>
+        </w:rPr>
+        <w:t xml:space="preserve">val_loss) </w:t>
+      </w:r>
+      <w:r>
+        <w:rPr>
+          <w:rStyle w:val="SpecialCharTok"/>
+        </w:rPr>
+        <w:t xml:space="preserve">&amp;&amp;</w:t>
+      </w:r>
+      <w:r>
+        <w:rPr>
+          <w:rStyle w:val="NormalTok"/>
+        </w:rPr>
+        <w:t xml:space="preserve"> </w:t>
+      </w:r>
+      <w:r>
+        <w:rPr>
+          <w:rStyle w:val="FunctionTok"/>
+        </w:rPr>
+        <w:t xml:space="preserve">length</w:t>
+      </w:r>
+      <w:r>
+        <w:rPr>
+          <w:rStyle w:val="NormalTok"/>
+        </w:rPr>
+        <w:t xml:space="preserve">(auto</w:t>
+      </w:r>
+      <w:r>
+        <w:rPr>
+          <w:rStyle w:val="SpecialCharTok"/>
+        </w:rPr>
+        <w:t xml:space="preserve">$</w:t>
+      </w:r>
+      <w:r>
+        <w:rPr>
+          <w:rStyle w:val="NormalTok"/>
+        </w:rPr>
+        <w:t xml:space="preserve">val_loss) </w:t>
+      </w:r>
+      <w:r>
+        <w:rPr>
+          <w:rStyle w:val="SpecialCharTok"/>
+        </w:rPr>
+        <w:t xml:space="preserve">&gt;</w:t>
+      </w:r>
+      <w:r>
+        <w:rPr>
+          <w:rStyle w:val="NormalTok"/>
+        </w:rPr>
+        <w:t xml:space="preserve"> </w:t>
       </w:r>
       <w:r>
         <w:rPr>
           <w:rStyle w:val="DecValTok"/>
         </w:rPr>
-        <w:t xml:space="preserve">1</w:t>
+        <w:t xml:space="preserve">0</w:t>
+      </w:r>
+      <w:r>
+        <w:rPr>
+          <w:rStyle w:val="NormalTok"/>
+        </w:rPr>
+        <w:t xml:space="preserve">) {</w:t>
+      </w:r>
+      <w:r>
+        <w:br/>
+      </w:r>
+      <w:r>
+        <w:rPr>
+          <w:rStyle w:val="NormalTok"/>
+        </w:rPr>
+        <w:t xml:space="preserve">  fit_loss</w:t>
       </w:r>
       <w:r>
         <w:rPr>
           <w:rStyle w:val="SpecialCharTok"/>
         </w:rPr>
-        <w:t xml:space="preserve">:</w:t>
-      </w:r>
-      <w:r>
-        <w:rPr>
-          <w:rStyle w:val="FunctionTok"/>
-        </w:rPr>
-        <w:t xml:space="preserve">length</w:t>
-      </w:r>
-      <w:r>
-        <w:rPr>
-          <w:rStyle w:val="NormalTok"/>
-        </w:rPr>
-        <w:t xml:space="preserve">(auto</w:t>
+        <w:t xml:space="preserve">$</w:t>
+      </w:r>
+      <w:r>
+        <w:rPr>
+          <w:rStyle w:val="NormalTok"/>
+        </w:rPr>
+        <w:t xml:space="preserve">val_loss </w:t>
+      </w:r>
+      <w:r>
+        <w:rPr>
+          <w:rStyle w:val="OtherTok"/>
+        </w:rPr>
+        <w:t xml:space="preserve">&lt;-</w:t>
+      </w:r>
+      <w:r>
+        <w:rPr>
+          <w:rStyle w:val="NormalTok"/>
+        </w:rPr>
+        <w:t xml:space="preserve"> auto</w:t>
       </w:r>
       <w:r>
         <w:rPr>
@@ -913,133 +1081,205 @@
         <w:rPr>
           <w:rStyle w:val="NormalTok"/>
         </w:rPr>
-        <w:t xml:space="preserve">train_loss), </w:t>
+        <w:t xml:space="preserve">val_loss</w:t>
+      </w:r>
+      <w:r>
+        <w:br/>
+      </w:r>
+      <w:r>
+        <w:rPr>
+          <w:rStyle w:val="NormalTok"/>
+        </w:rPr>
+        <w:t xml:space="preserve">}</w:t>
+      </w:r>
+      <w:r>
+        <w:br/>
+      </w:r>
+      <w:r>
+        <w:br/>
+      </w:r>
+      <w:r>
+        <w:rPr>
+          <w:rStyle w:val="NormalTok"/>
+        </w:rPr>
+        <w:t xml:space="preserve">colors </w:t>
+      </w:r>
+      <w:r>
+        <w:rPr>
+          <w:rStyle w:val="OtherTok"/>
+        </w:rPr>
+        <w:t xml:space="preserve">&lt;-</w:t>
+      </w:r>
+      <w:r>
+        <w:rPr>
+          <w:rStyle w:val="NormalTok"/>
+        </w:rPr>
+        <w:t xml:space="preserve"> </w:t>
+      </w:r>
+      <w:r>
+        <w:rPr>
+          <w:rStyle w:val="ControlFlowTok"/>
+        </w:rPr>
+        <w:t xml:space="preserve">if</w:t>
+      </w:r>
+      <w:r>
+        <w:rPr>
+          <w:rStyle w:val="NormalTok"/>
+        </w:rPr>
+        <w:t xml:space="preserve"> (</w:t>
+      </w:r>
+      <w:r>
+        <w:rPr>
+          <w:rStyle w:val="StringTok"/>
+        </w:rPr>
+        <w:t xml:space="preserve">"val_loss"</w:t>
+      </w:r>
+      <w:r>
+        <w:rPr>
+          <w:rStyle w:val="NormalTok"/>
+        </w:rPr>
+        <w:t xml:space="preserve"> </w:t>
+      </w:r>
+      <w:r>
+        <w:rPr>
+          <w:rStyle w:val="SpecialCharTok"/>
+        </w:rPr>
+        <w:t xml:space="preserve">%in%</w:t>
+      </w:r>
+      <w:r>
+        <w:rPr>
+          <w:rStyle w:val="NormalTok"/>
+        </w:rPr>
+        <w:t xml:space="preserve"> </w:t>
+      </w:r>
+      <w:r>
+        <w:rPr>
+          <w:rStyle w:val="FunctionTok"/>
+        </w:rPr>
+        <w:t xml:space="preserve">names</w:t>
+      </w:r>
+      <w:r>
+        <w:rPr>
+          <w:rStyle w:val="NormalTok"/>
+        </w:rPr>
+        <w:t xml:space="preserve">(fit_loss)) </w:t>
+      </w:r>
+      <w:r>
+        <w:rPr>
+          <w:rStyle w:val="FunctionTok"/>
+        </w:rPr>
+        <w:t xml:space="preserve">c</w:t>
+      </w:r>
+      <w:r>
+        <w:rPr>
+          <w:rStyle w:val="NormalTok"/>
+        </w:rPr>
+        <w:t xml:space="preserve">(</w:t>
+      </w:r>
+      <w:r>
+        <w:rPr>
+          <w:rStyle w:val="StringTok"/>
+        </w:rPr>
+        <w:t xml:space="preserve">"Blue"</w:t>
+      </w:r>
+      <w:r>
+        <w:rPr>
+          <w:rStyle w:val="NormalTok"/>
+        </w:rPr>
+        <w:t xml:space="preserve">, </w:t>
+      </w:r>
+      <w:r>
+        <w:rPr>
+          <w:rStyle w:val="StringTok"/>
+        </w:rPr>
+        <w:t xml:space="preserve">"Orange"</w:t>
+      </w:r>
+      <w:r>
+        <w:rPr>
+          <w:rStyle w:val="NormalTok"/>
+        </w:rPr>
+        <w:t xml:space="preserve">) </w:t>
+      </w:r>
+      <w:r>
+        <w:rPr>
+          <w:rStyle w:val="ControlFlowTok"/>
+        </w:rPr>
+        <w:t xml:space="preserve">else</w:t>
+      </w:r>
+      <w:r>
+        <w:rPr>
+          <w:rStyle w:val="NormalTok"/>
+        </w:rPr>
+        <w:t xml:space="preserve"> </w:t>
+      </w:r>
+      <w:r>
+        <w:rPr>
+          <w:rStyle w:val="FunctionTok"/>
+        </w:rPr>
+        <w:t xml:space="preserve">c</w:t>
+      </w:r>
+      <w:r>
+        <w:rPr>
+          <w:rStyle w:val="NormalTok"/>
+        </w:rPr>
+        <w:t xml:space="preserve">(</w:t>
+      </w:r>
+      <w:r>
+        <w:rPr>
+          <w:rStyle w:val="StringTok"/>
+        </w:rPr>
+        <w:t xml:space="preserve">"Blue"</w:t>
+      </w:r>
+      <w:r>
+        <w:rPr>
+          <w:rStyle w:val="NormalTok"/>
+        </w:rPr>
+        <w:t xml:space="preserve">)</w:t>
+      </w:r>
+      <w:r>
+        <w:br/>
+      </w:r>
+      <w:r>
+        <w:rPr>
+          <w:rStyle w:val="NormalTok"/>
+        </w:rPr>
+        <w:t xml:space="preserve">grf </w:t>
+      </w:r>
+      <w:r>
+        <w:rPr>
+          <w:rStyle w:val="OtherTok"/>
+        </w:rPr>
+        <w:t xml:space="preserve">&lt;-</w:t>
+      </w:r>
+      <w:r>
+        <w:rPr>
+          <w:rStyle w:val="NormalTok"/>
+        </w:rPr>
+        <w:t xml:space="preserve"> </w:t>
+      </w:r>
+      <w:r>
+        <w:rPr>
+          <w:rStyle w:val="FunctionTok"/>
+        </w:rPr>
+        <w:t xml:space="preserve">plot_series</w:t>
+      </w:r>
+      <w:r>
+        <w:rPr>
+          <w:rStyle w:val="NormalTok"/>
+        </w:rPr>
+        <w:t xml:space="preserve">(fit_loss, </w:t>
       </w:r>
       <w:r>
         <w:rPr>
           <w:rStyle w:val="AttributeTok"/>
         </w:rPr>
-        <w:t xml:space="preserve">train_loss=</w:t>
-      </w:r>
-      <w:r>
-        <w:rPr>
-          <w:rStyle w:val="NormalTok"/>
-        </w:rPr>
-        <w:t xml:space="preserve">auto</w:t>
-      </w:r>
-      <w:r>
-        <w:rPr>
-          <w:rStyle w:val="SpecialCharTok"/>
-        </w:rPr>
-        <w:t xml:space="preserve">$</w:t>
-      </w:r>
-      <w:r>
-        <w:rPr>
-          <w:rStyle w:val="NormalTok"/>
-        </w:rPr>
-        <w:t xml:space="preserve">train_loss,</w:t>
-      </w:r>
-      <w:r>
-        <w:rPr>
-          <w:rStyle w:val="AttributeTok"/>
-        </w:rPr>
-        <w:t xml:space="preserve">val_loss=</w:t>
-      </w:r>
-      <w:r>
-        <w:rPr>
-          <w:rStyle w:val="NormalTok"/>
-        </w:rPr>
-        <w:t xml:space="preserve">auto</w:t>
-      </w:r>
-      <w:r>
-        <w:rPr>
-          <w:rStyle w:val="SpecialCharTok"/>
-        </w:rPr>
-        <w:t xml:space="preserve">$</w:t>
-      </w:r>
-      <w:r>
-        <w:rPr>
-          <w:rStyle w:val="NormalTok"/>
-        </w:rPr>
-        <w:t xml:space="preserve">val_loss)</w:t>
-      </w:r>
-      <w:r>
-        <w:br/>
-      </w:r>
-      <w:r>
-        <w:br/>
-      </w:r>
-      <w:r>
-        <w:rPr>
-          <w:rStyle w:val="NormalTok"/>
-        </w:rPr>
-        <w:t xml:space="preserve">grf </w:t>
-      </w:r>
-      <w:r>
-        <w:rPr>
-          <w:rStyle w:val="OtherTok"/>
-        </w:rPr>
-        <w:t xml:space="preserve">&lt;-</w:t>
-      </w:r>
-      <w:r>
-        <w:rPr>
-          <w:rStyle w:val="NormalTok"/>
-        </w:rPr>
-        <w:t xml:space="preserve"> </w:t>
-      </w:r>
-      <w:r>
-        <w:rPr>
-          <w:rStyle w:val="FunctionTok"/>
-        </w:rPr>
-        <w:t xml:space="preserve">plot_series</w:t>
-      </w:r>
-      <w:r>
-        <w:rPr>
-          <w:rStyle w:val="NormalTok"/>
-        </w:rPr>
-        <w:t xml:space="preserve">(fit_loss, </w:t>
-      </w:r>
-      <w:r>
-        <w:rPr>
-          <w:rStyle w:val="AttributeTok"/>
-        </w:rPr>
-        <w:t xml:space="preserve">colors=</w:t>
-      </w:r>
-      <w:r>
-        <w:rPr>
-          <w:rStyle w:val="FunctionTok"/>
-        </w:rPr>
-        <w:t xml:space="preserve">c</w:t>
-      </w:r>
-      <w:r>
-        <w:rPr>
-          <w:rStyle w:val="NormalTok"/>
-        </w:rPr>
-        <w:t xml:space="preserve">(</w:t>
-      </w:r>
-      <w:r>
-        <w:rPr>
-          <w:rStyle w:val="StringTok"/>
-        </w:rPr>
-        <w:t xml:space="preserve">'Blue'</w:t>
-      </w:r>
-      <w:r>
-        <w:rPr>
-          <w:rStyle w:val="NormalTok"/>
-        </w:rPr>
-        <w:t xml:space="preserve">,</w:t>
-      </w:r>
-      <w:r>
-        <w:rPr>
-          <w:rStyle w:val="StringTok"/>
-        </w:rPr>
-        <w:t xml:space="preserve">'Orange'</w:t>
-      </w:r>
-      <w:r>
-        <w:rPr>
-          <w:rStyle w:val="NormalTok"/>
-        </w:rPr>
-        <w:t xml:space="preserve">))</w:t>
+        <w:t xml:space="preserve">colors =</w:t>
+      </w:r>
+      <w:r>
+        <w:rPr>
+          <w:rStyle w:val="NormalTok"/>
+        </w:rPr>
+        <w:t xml:space="preserve"> colors)</w:t>
       </w:r>
       <w:r>
         <w:br/>
@@ -1066,18 +1306,18 @@
           <wp:inline>
             <wp:extent cx="4620126" cy="3696101"/>
             <wp:effectExtent b="0" l="0" r="0" t="0"/>
-            <wp:docPr descr="" title="" id="21" name="Picture"/>
+            <wp:docPr descr="" title="" id="10" name="Picture"/>
             <a:graphic>
               <a:graphicData uri="http://schemas.openxmlformats.org/drawingml/2006/picture">
                 <pic:pic>
                   <pic:nvPicPr>
-                    <pic:cNvPr descr="/home/gpca/daltoolboxdp/examples/autoencoder/doc/autoenc_denoise_ed_files/figure-docx/unnamed-chunk-7-1.png" id="22" name="Picture"/>
+                    <pic:cNvPr descr="C:\Git\dal\daltoolboxdp\examples\autoencoder\doc\autoenc_denoise_ed_files/0eaf21523b008bf1c13f41747cfb793c1e0aac11.png" id="11" name="Picture"/>
                     <pic:cNvPicPr>
                       <a:picLocks noChangeArrowheads="1" noChangeAspect="1"/>
                     </pic:cNvPicPr>
                   </pic:nvPicPr>
                   <pic:blipFill>
-                    <a:blip r:embed="rId20"/>
+                    <a:blip r:embed="rId9"/>
                     <a:stretch>
                       <a:fillRect/>
                     </a:stretch>
@@ -1295,7 +1535,7 @@
         <w:rPr>
           <w:rStyle w:val="VerbatimChar"/>
         </w:rPr>
-        <w:t xml:space="preserve">## [1,] 0.7444278 0.8376663 0.9059893 0.9412056 1.0314164</w:t>
+        <w:t xml:space="preserve">## [1,] 0.8051108 0.7848697 0.8635877 0.8535917 0.8417291</w:t>
       </w:r>
       <w:r>
         <w:br/>
@@ -1304,7 +1544,7 @@
         <w:rPr>
           <w:rStyle w:val="VerbatimChar"/>
         </w:rPr>
-        <w:t xml:space="preserve">## [2,] 0.8443933 0.9181020 0.9638992 0.9679344 1.0309283</w:t>
+        <w:t xml:space="preserve">## [2,] 0.8587894 0.8337788 0.9135491 0.8978015 0.8837901</w:t>
       </w:r>
       <w:r>
         <w:br/>
@@ -1313,7 +1553,7 @@
         <w:rPr>
           <w:rStyle w:val="VerbatimChar"/>
         </w:rPr>
-        <w:t xml:space="preserve">## [3,] 0.9300042 0.9726262 0.9972020 0.9659364 0.9924457</w:t>
+        <w:t xml:space="preserve">## [3,] 0.8873917 0.8606218 0.9380286 0.9192923 0.9023586</w:t>
       </w:r>
       <w:r>
         <w:br/>
@@ -1322,7 +1562,7 @@
         <w:rPr>
           <w:rStyle w:val="VerbatimChar"/>
         </w:rPr>
-        <w:t xml:space="preserve">## [4,] 0.9893414 0.9984728 0.9986563 0.9328006 0.9250746</w:t>
+        <w:t xml:space="preserve">## [4,] 0.8893852 0.8644769 0.9377729 0.9170139 0.8979095</w:t>
       </w:r>
       <w:r>
         <w:br/>
@@ -1331,7 +1571,7 @@
         <w:rPr>
           <w:rStyle w:val="VerbatimChar"/>
         </w:rPr>
-        <w:t xml:space="preserve">## [5,] 1.0174536 0.9941949 0.9672863 0.8715735 0.8329993</w:t>
+        <w:t xml:space="preserve">## [5,] 0.8676653 0.8501343 0.9126539 0.8921781 0.8728375</w:t>
       </w:r>
       <w:r>
         <w:br/>
@@ -1340,7 +1580,7 @@
         <w:rPr>
           <w:rStyle w:val="VerbatimChar"/>
         </w:rPr>
-        <w:t xml:space="preserve">## [6,] 1.0139900 0.9587675 0.9050584 0.7862950 0.7216150</w:t>
+        <w:t xml:space="preserve">## [6,] 0.8238215 0.8175058 0.8625979 0.8468626 0.8268556</w:t>
       </w:r>
     </w:p>
     <w:p>
@@ -1785,7 +2025,7 @@
         <w:rPr>
           <w:rStyle w:val="VerbatimChar"/>
         </w:rPr>
-        <w:t xml:space="preserve">## [1] "t4 R2 test: 0.999738730397245 MAPE: 0.0194005719022219"</w:t>
+        <w:t xml:space="preserve">## [1] "t4 R2 test: 0.370624620875076 MAPE: 0.162302734301776"</w:t>
       </w:r>
       <w:r>
         <w:br/>
@@ -1794,7 +2034,7 @@
         <w:rPr>
           <w:rStyle w:val="VerbatimChar"/>
         </w:rPr>
-        <w:t xml:space="preserve">## [1] "t3 R2 test: 0.998703555760014 MAPE: 0.00430509080261333"</w:t>
+        <w:t xml:space="preserve">## [1] "t3 R2 test: 0.947964221448399 MAPE: 0.121705762747518"</w:t>
       </w:r>
       <w:r>
         <w:br/>
@@ -1803,7 +2043,7 @@
         <w:rPr>
           <w:rStyle w:val="VerbatimChar"/>
         </w:rPr>
-        <w:t xml:space="preserve">## [1] "t2 R2 test: 0.999114075313674 MAPE: 0.00781508026649085"</w:t>
+        <w:t xml:space="preserve">## [1] "t2 R2 test: 0.998420328194241 MAPE: 0.0417507507154465"</w:t>
       </w:r>
       <w:r>
         <w:br/>
@@ -1812,7 +2052,7 @@
         <w:rPr>
           <w:rStyle w:val="VerbatimChar"/>
         </w:rPr>
-        <w:t xml:space="preserve">## [1] "t1 R2 test: 0.999790440449602 MAPE: 0.0413621027348682"</w:t>
+        <w:t xml:space="preserve">## [1] "t1 R2 test: 0.951623046567443 MAPE: 0.135222040620268"</w:t>
       </w:r>
       <w:r>
         <w:br/>
@@ -1821,7 +2061,7 @@
         <w:rPr>
           <w:rStyle w:val="VerbatimChar"/>
         </w:rPr>
-        <w:t xml:space="preserve">## [1] "t0 R2 test: 0.999662574989474 MAPE: 0.0294743646946128"</w:t>
+        <w:t xml:space="preserve">## [1] "t0 R2 test: 0.89944334884372 MAPE: 0.313711857496292"</w:t>
       </w:r>
     </w:p>
     <w:p>
@@ -1909,7 +2149,7 @@
         <w:rPr>
           <w:rStyle w:val="VerbatimChar"/>
         </w:rPr>
-        <w:t xml:space="preserve">## [1] "Means R2 test: 0.999401875382002 MAPE: 0.0204714420801614"</w:t>
+        <w:t xml:space="preserve">## [1] "Means R2 test: 0.833615113185776 MAPE: 0.15493862917626"</w:t>
       </w:r>
     </w:p>
     <w:p>
@@ -1937,7 +2177,7 @@
         <w:t xml:space="preserve">- Vincent, P., Larochelle, H., Bengio, Y., &amp; Manzagol, P. A. (2008). Extracting and composing robust features with denoising autoencoders. ICML.</w:t>
       </w:r>
     </w:p>
-    <w:bookmarkEnd w:id="23"/>
+    <w:bookmarkEnd w:id="12"/>
     <w:sectPr>
       <w:footnotePr>
         <w:numRestart w:val="eachSect"/>
@@ -2059,10 +2299,10 @@
   <w:docDefaults>
     <w:rPrDefault>
       <w:rPr>
-        <w:rFonts w:asciiTheme="minorHAnsi" w:cstheme="minorBidi" w:eastAsiaTheme="minorHAnsi" w:hAnsiTheme="minorHAnsi"/>
+        <w:rFonts w:asciiTheme="minorHAnsi" w:cstheme="minorBidi" w:eastAsiaTheme="minorEastAsia" w:hAnsiTheme="minorHAnsi"/>
         <w:sz w:val="24"/>
         <w:szCs w:val="24"/>
-        <w:lang w:bidi="ar-SA" w:eastAsia="en-US" w:val="en-US"/>
+        <w:lang w:bidi="ar-SA" w:eastAsia="zh-CN" w:val="en-US"/>
       </w:rPr>
     </w:rPrDefault>
     <w:pPrDefault>
@@ -2603,13 +2843,6 @@
       </w:tblCellMar>
     </w:tblPr>
     <w:tblStylePr w:type="firstRow">
-      <w:tblPr>
-        <w:jc w:val="left"/>
-        <w:tblInd w:type="dxa" w:w="0"/>
-      </w:tblPr>
-      <w:trPr>
-        <w:jc w:val="left"/>
-      </w:trPr>
       <w:tcPr>
         <w:tcBorders>
           <w:bottom w:val="single"/>

--- a/examples/autoencoder/doc/autoenc_denoise_ed.docx
+++ b/examples/autoencoder/doc/autoenc_denoise_ed.docx
@@ -837,6 +837,185 @@
           <w:rStyle w:val="NormalTok"/>
         </w:rPr>
         <w:t xml:space="preserve">(auto, train)</w:t>
+      </w:r>
+    </w:p>
+    <w:p>
+      <w:pPr>
+        <w:pStyle w:val="FirstParagraph"/>
+      </w:pPr>
+      <w:r>
+        <w:t xml:space="preserve">Constructor configuration</w:t>
+      </w:r>
+      <w:r>
+        <w:t xml:space="preserve"> </w:t>
+      </w:r>
+      <w:r>
+        <w:t xml:space="preserve">- Fixed-epoch baseline: set</w:t>
+      </w:r>
+      <w:r>
+        <w:t xml:space="preserve"> </w:t>
+      </w:r>
+      <w:r>
+        <w:rPr>
+          <w:rStyle w:val="VerbatimChar"/>
+        </w:rPr>
+        <w:t xml:space="preserve">epochs</w:t>
+      </w:r>
+      <w:r>
+        <w:t xml:space="preserve"> </w:t>
+      </w:r>
+      <w:r>
+        <w:t xml:space="preserve">and keep</w:t>
+      </w:r>
+      <w:r>
+        <w:t xml:space="preserve"> </w:t>
+      </w:r>
+      <w:r>
+        <w:rPr>
+          <w:rStyle w:val="VerbatimChar"/>
+        </w:rPr>
+        <w:t xml:space="preserve">validation_strategy = "static"</w:t>
+      </w:r>
+      <w:r>
+        <w:t xml:space="preserve"> </w:t>
+      </w:r>
+      <w:r>
+        <w:t xml:space="preserve">with</w:t>
+      </w:r>
+      <w:r>
+        <w:t xml:space="preserve"> </w:t>
+      </w:r>
+      <w:r>
+        <w:rPr>
+          <w:rStyle w:val="VerbatimChar"/>
+        </w:rPr>
+        <w:t xml:space="preserve">stopping_rule = "none"</w:t>
+      </w:r>
+      <w:r>
+        <w:t xml:space="preserve">.</w:t>
+      </w:r>
+      <w:r>
+        <w:t xml:space="preserve"> </w:t>
+      </w:r>
+      <w:r>
+        <w:t xml:space="preserve">- Static early stopping: keep</w:t>
+      </w:r>
+      <w:r>
+        <w:t xml:space="preserve"> </w:t>
+      </w:r>
+      <w:r>
+        <w:rPr>
+          <w:rStyle w:val="VerbatimChar"/>
+        </w:rPr>
+        <w:t xml:space="preserve">validation_strategy = "static"</w:t>
+      </w:r>
+      <w:r>
+        <w:t xml:space="preserve"> </w:t>
+      </w:r>
+      <w:r>
+        <w:t xml:space="preserve">and choose</w:t>
+      </w:r>
+      <w:r>
+        <w:t xml:space="preserve"> </w:t>
+      </w:r>
+      <w:r>
+        <w:rPr>
+          <w:rStyle w:val="VerbatimChar"/>
+        </w:rPr>
+        <w:t xml:space="preserve">stopping_rule = "patience"</w:t>
+      </w:r>
+      <w:r>
+        <w:t xml:space="preserve">,</w:t>
+      </w:r>
+      <w:r>
+        <w:t xml:space="preserve"> </w:t>
+      </w:r>
+      <w:r>
+        <w:rPr>
+          <w:rStyle w:val="VerbatimChar"/>
+        </w:rPr>
+        <w:t xml:space="preserve">"sma"</w:t>
+      </w:r>
+      <w:r>
+        <w:t xml:space="preserve">,</w:t>
+      </w:r>
+      <w:r>
+        <w:t xml:space="preserve"> </w:t>
+      </w:r>
+      <w:r>
+        <w:rPr>
+          <w:rStyle w:val="VerbatimChar"/>
+        </w:rPr>
+        <w:t xml:space="preserve">"ema"</w:t>
+      </w:r>
+      <w:r>
+        <w:t xml:space="preserve">, or</w:t>
+      </w:r>
+      <w:r>
+        <w:t xml:space="preserve"> </w:t>
+      </w:r>
+      <w:r>
+        <w:rPr>
+          <w:rStyle w:val="VerbatimChar"/>
+        </w:rPr>
+        <w:t xml:space="preserve">"h"</w:t>
+      </w:r>
+      <w:r>
+        <w:t xml:space="preserve">.</w:t>
+      </w:r>
+      <w:r>
+        <w:t xml:space="preserve"> </w:t>
+      </w:r>
+      <w:r>
+        <w:t xml:space="preserve">- Dynamic early stopping: switch</w:t>
+      </w:r>
+      <w:r>
+        <w:t xml:space="preserve"> </w:t>
+      </w:r>
+      <w:r>
+        <w:rPr>
+          <w:rStyle w:val="VerbatimChar"/>
+        </w:rPr>
+        <w:t xml:space="preserve">validation_strategy = "dynamic"</w:t>
+      </w:r>
+      <w:r>
+        <w:t xml:space="preserve"> </w:t>
+      </w:r>
+      <w:r>
+        <w:t xml:space="preserve">and reuse the same stopping rules.</w:t>
+      </w:r>
+      <w:r>
+        <w:t xml:space="preserve"> </w:t>
+      </w:r>
+      <w:r>
+        <w:t xml:space="preserve">- The loss plot below always shows</w:t>
+      </w:r>
+      <w:r>
+        <w:t xml:space="preserve"> </w:t>
+      </w:r>
+      <w:r>
+        <w:rPr>
+          <w:rStyle w:val="VerbatimChar"/>
+        </w:rPr>
+        <w:t xml:space="preserve">train_loss</w:t>
+      </w:r>
+      <w:r>
+        <w:t xml:space="preserve">; it adds</w:t>
+      </w:r>
+      <w:r>
+        <w:t xml:space="preserve"> </w:t>
+      </w:r>
+      <w:r>
+        <w:rPr>
+          <w:rStyle w:val="VerbatimChar"/>
+        </w:rPr>
+        <w:t xml:space="preserve">val_loss</w:t>
+      </w:r>
+      <w:r>
+        <w:t xml:space="preserve"> </w:t>
+      </w:r>
+      <w:r>
+        <w:t xml:space="preserve">when validation is active.</w:t>
       </w:r>
     </w:p>
     <w:p>

--- a/examples/autoencoder/doc/autoenc_denoise_ed.docx
+++ b/examples/autoencoder/doc/autoenc_denoise_ed.docx
@@ -850,7 +850,7 @@
         <w:t xml:space="preserve"> </w:t>
       </w:r>
       <w:r>
-        <w:t xml:space="preserve">- Fixed-epoch baseline: set</w:t>
+        <w:t xml:space="preserve">- Fixed-epoch baseline: omit</w:t>
       </w:r>
       <w:r>
         <w:t xml:space="preserve"> </w:t>
@@ -865,7 +865,7 @@
         <w:t xml:space="preserve"> </w:t>
       </w:r>
       <w:r>
-        <w:t xml:space="preserve">and keep</w:t>
+        <w:t xml:space="preserve">to use the default value and keep</w:t>
       </w:r>
       <w:r>
         <w:t xml:space="preserve"> </w:t>
@@ -1490,7 +1490,7 @@
               <a:graphicData uri="http://schemas.openxmlformats.org/drawingml/2006/picture">
                 <pic:pic>
                   <pic:nvPicPr>
-                    <pic:cNvPr descr="C:\Git\dal\daltoolboxdp\examples\autoencoder\doc\autoenc_denoise_ed_files/0eaf21523b008bf1c13f41747cfb793c1e0aac11.png" id="11" name="Picture"/>
+                    <pic:cNvPr descr="C:\Git\dal\daltoolboxdp\examples\autoencoder\doc\autoenc_denoise_ed_files/e675abe7e3f1402ca862f4ecde356027d2138ffa.png" id="11" name="Picture"/>
                     <pic:cNvPicPr>
                       <a:picLocks noChangeArrowheads="1" noChangeAspect="1"/>
                     </pic:cNvPicPr>
@@ -1714,52 +1714,52 @@
         <w:rPr>
           <w:rStyle w:val="VerbatimChar"/>
         </w:rPr>
-        <w:t xml:space="preserve">## [1,] 0.8051108 0.7848697 0.8635877 0.8535917 0.8417291</w:t>
-      </w:r>
-      <w:r>
-        <w:br/>
-      </w:r>
-      <w:r>
-        <w:rPr>
-          <w:rStyle w:val="VerbatimChar"/>
-        </w:rPr>
-        <w:t xml:space="preserve">## [2,] 0.8587894 0.8337788 0.9135491 0.8978015 0.8837901</w:t>
-      </w:r>
-      <w:r>
-        <w:br/>
-      </w:r>
-      <w:r>
-        <w:rPr>
-          <w:rStyle w:val="VerbatimChar"/>
-        </w:rPr>
-        <w:t xml:space="preserve">## [3,] 0.8873917 0.8606218 0.9380286 0.9192923 0.9023586</w:t>
-      </w:r>
-      <w:r>
-        <w:br/>
-      </w:r>
-      <w:r>
-        <w:rPr>
-          <w:rStyle w:val="VerbatimChar"/>
-        </w:rPr>
-        <w:t xml:space="preserve">## [4,] 0.8893852 0.8644769 0.9377729 0.9170139 0.8979095</w:t>
-      </w:r>
-      <w:r>
-        <w:br/>
-      </w:r>
-      <w:r>
-        <w:rPr>
-          <w:rStyle w:val="VerbatimChar"/>
-        </w:rPr>
-        <w:t xml:space="preserve">## [5,] 0.8676653 0.8501343 0.9126539 0.8921781 0.8728375</w:t>
-      </w:r>
-      <w:r>
-        <w:br/>
-      </w:r>
-      <w:r>
-        <w:rPr>
-          <w:rStyle w:val="VerbatimChar"/>
-        </w:rPr>
-        <w:t xml:space="preserve">## [6,] 0.8238215 0.8175058 0.8625979 0.8468626 0.8268556</w:t>
+        <w:t xml:space="preserve">## [1,] 0.7944430 0.8346549 0.8297872 0.8534696 0.8070765</w:t>
+      </w:r>
+      <w:r>
+        <w:br/>
+      </w:r>
+      <w:r>
+        <w:rPr>
+          <w:rStyle w:val="VerbatimChar"/>
+        </w:rPr>
+        <w:t xml:space="preserve">## [2,] 0.8414692 0.8800713 0.8712983 0.9064134 0.8408268</w:t>
+      </w:r>
+      <w:r>
+        <w:br/>
+      </w:r>
+      <w:r>
+        <w:rPr>
+          <w:rStyle w:val="VerbatimChar"/>
+        </w:rPr>
+        <w:t xml:space="preserve">## [3,] 0.8674821 0.9043114 0.8940527 0.9353837 0.8580968</w:t>
+      </w:r>
+      <w:r>
+        <w:br/>
+      </w:r>
+      <w:r>
+        <w:rPr>
+          <w:rStyle w:val="VerbatimChar"/>
+        </w:rPr>
+        <w:t xml:space="preserve">## [4,] 0.8711588 0.9053956 0.8963140 0.9383258 0.8580382</w:t>
+      </w:r>
+      <w:r>
+        <w:br/>
+      </w:r>
+      <w:r>
+        <w:rPr>
+          <w:rStyle w:val="VerbatimChar"/>
+        </w:rPr>
+        <w:t xml:space="preserve">## [5,] 0.8520325 0.8835632 0.8781675 0.9152545 0.8403491</w:t>
+      </w:r>
+      <w:r>
+        <w:br/>
+      </w:r>
+      <w:r>
+        <w:rPr>
+          <w:rStyle w:val="VerbatimChar"/>
+        </w:rPr>
+        <w:t xml:space="preserve">## [6,] 0.8100625 0.8385326 0.8394075 0.8660409 0.8048080</w:t>
       </w:r>
     </w:p>
     <w:p>
@@ -2204,43 +2204,43 @@
         <w:rPr>
           <w:rStyle w:val="VerbatimChar"/>
         </w:rPr>
-        <w:t xml:space="preserve">## [1] "t4 R2 test: 0.370624620875076 MAPE: 0.162302734301776"</w:t>
-      </w:r>
-      <w:r>
-        <w:br/>
-      </w:r>
-      <w:r>
-        <w:rPr>
-          <w:rStyle w:val="VerbatimChar"/>
-        </w:rPr>
-        <w:t xml:space="preserve">## [1] "t3 R2 test: 0.947964221448399 MAPE: 0.121705762747518"</w:t>
-      </w:r>
-      <w:r>
-        <w:br/>
-      </w:r>
-      <w:r>
-        <w:rPr>
-          <w:rStyle w:val="VerbatimChar"/>
-        </w:rPr>
-        <w:t xml:space="preserve">## [1] "t2 R2 test: 0.998420328194241 MAPE: 0.0417507507154465"</w:t>
-      </w:r>
-      <w:r>
-        <w:br/>
-      </w:r>
-      <w:r>
-        <w:rPr>
-          <w:rStyle w:val="VerbatimChar"/>
-        </w:rPr>
-        <w:t xml:space="preserve">## [1] "t1 R2 test: 0.951623046567443 MAPE: 0.135222040620268"</w:t>
-      </w:r>
-      <w:r>
-        <w:br/>
-      </w:r>
-      <w:r>
-        <w:rPr>
-          <w:rStyle w:val="VerbatimChar"/>
-        </w:rPr>
-        <w:t xml:space="preserve">## [1] "t0 R2 test: 0.89944334884372 MAPE: 0.313711857496292"</w:t>
+        <w:t xml:space="preserve">## [1] "t4 R2 test: 0.355771326086917 MAPE: 0.179775644590742"</w:t>
+      </w:r>
+      <w:r>
+        <w:br/>
+      </w:r>
+      <w:r>
+        <w:rPr>
+          <w:rStyle w:val="VerbatimChar"/>
+        </w:rPr>
+        <w:t xml:space="preserve">## [1] "t3 R2 test: 0.900708185704702 MAPE: 0.114650275552912"</w:t>
+      </w:r>
+      <w:r>
+        <w:br/>
+      </w:r>
+      <w:r>
+        <w:rPr>
+          <w:rStyle w:val="VerbatimChar"/>
+        </w:rPr>
+        <w:t xml:space="preserve">## [1] "t2 R2 test: 0.997682825122906 MAPE: 0.075936838104874"</w:t>
+      </w:r>
+      <w:r>
+        <w:br/>
+      </w:r>
+      <w:r>
+        <w:rPr>
+          <w:rStyle w:val="VerbatimChar"/>
+        </w:rPr>
+        <w:t xml:space="preserve">## [1] "t1 R2 test: 0.944240589053845 MAPE: 0.120104914602992"</w:t>
+      </w:r>
+      <w:r>
+        <w:br/>
+      </w:r>
+      <w:r>
+        <w:rPr>
+          <w:rStyle w:val="VerbatimChar"/>
+        </w:rPr>
+        <w:t xml:space="preserve">## [1] "t0 R2 test: 0.88985923136614 MAPE: 0.346770505077156"</w:t>
       </w:r>
     </w:p>
     <w:p>
@@ -2328,7 +2328,7 @@
         <w:rPr>
           <w:rStyle w:val="VerbatimChar"/>
         </w:rPr>
-        <w:t xml:space="preserve">## [1] "Means R2 test: 0.833615113185776 MAPE: 0.15493862917626"</w:t>
+        <w:t xml:space="preserve">## [1] "Means R2 test: 0.817652431466902 MAPE: 0.167447635585735"</w:t>
       </w:r>
     </w:p>
     <w:p>

--- a/examples/autoencoder/doc/autoenc_denoise_ed.docx
+++ b/examples/autoencoder/doc/autoenc_denoise_ed.docx
@@ -1020,6 +1020,47 @@
     </w:p>
     <w:p>
       <w:pPr>
+        <w:pStyle w:val="BodyText"/>
+      </w:pPr>
+      <w:r>
+        <w:t xml:space="preserve">Architecture variations</w:t>
+      </w:r>
+      <w:r>
+        <w:t xml:space="preserve"> </w:t>
+      </w:r>
+      <w:r>
+        <w:t xml:space="preserve">- Use the same dense controls as</w:t>
+      </w:r>
+      <w:r>
+        <w:t xml:space="preserve"> </w:t>
+      </w:r>
+      <w:r>
+        <w:rPr>
+          <w:rStyle w:val="VerbatimChar"/>
+        </w:rPr>
+        <w:t xml:space="preserve">autoenc_denoise_e</w:t>
+      </w:r>
+      <w:r>
+        <w:t xml:space="preserve">, plus</w:t>
+      </w:r>
+      <w:r>
+        <w:t xml:space="preserve"> </w:t>
+      </w:r>
+      <w:r>
+        <w:rPr>
+          <w:rStyle w:val="VerbatimChar"/>
+        </w:rPr>
+        <w:t xml:space="preserve">output_activation</w:t>
+      </w:r>
+      <w:r>
+        <w:t xml:space="preserve"> </w:t>
+      </w:r>
+      <w:r>
+        <w:t xml:space="preserve">when reconstruction scale should be constrained.</w:t>
+      </w:r>
+    </w:p>
+    <w:p>
+      <w:pPr>
         <w:pStyle w:val="SourceCode"/>
       </w:pPr>
       <w:r>
@@ -1490,7 +1531,7 @@
               <a:graphicData uri="http://schemas.openxmlformats.org/drawingml/2006/picture">
                 <pic:pic>
                   <pic:nvPicPr>
-                    <pic:cNvPr descr="C:\Git\dal\daltoolboxdp\examples\autoencoder\doc\autoenc_denoise_ed_files/e675abe7e3f1402ca862f4ecde356027d2138ffa.png" id="11" name="Picture"/>
+                    <pic:cNvPr descr="/home/gpca/daltoolboxdp/examples/autoencoder/doc/autoenc_denoise_ed_files/3db8fd6e100762c51f14a95190478908ea16109b.png" id="11" name="Picture"/>
                     <pic:cNvPicPr>
                       <a:picLocks noChangeArrowheads="1" noChangeAspect="1"/>
                     </pic:cNvPicPr>
@@ -1714,52 +1755,52 @@
         <w:rPr>
           <w:rStyle w:val="VerbatimChar"/>
         </w:rPr>
-        <w:t xml:space="preserve">## [1,] 0.7944430 0.8346549 0.8297872 0.8534696 0.8070765</w:t>
-      </w:r>
-      <w:r>
-        <w:br/>
-      </w:r>
-      <w:r>
-        <w:rPr>
-          <w:rStyle w:val="VerbatimChar"/>
-        </w:rPr>
-        <w:t xml:space="preserve">## [2,] 0.8414692 0.8800713 0.8712983 0.9064134 0.8408268</w:t>
-      </w:r>
-      <w:r>
-        <w:br/>
-      </w:r>
-      <w:r>
-        <w:rPr>
-          <w:rStyle w:val="VerbatimChar"/>
-        </w:rPr>
-        <w:t xml:space="preserve">## [3,] 0.8674821 0.9043114 0.8940527 0.9353837 0.8580968</w:t>
-      </w:r>
-      <w:r>
-        <w:br/>
-      </w:r>
-      <w:r>
-        <w:rPr>
-          <w:rStyle w:val="VerbatimChar"/>
-        </w:rPr>
-        <w:t xml:space="preserve">## [4,] 0.8711588 0.9053956 0.8963140 0.9383258 0.8580382</w:t>
-      </w:r>
-      <w:r>
-        <w:br/>
-      </w:r>
-      <w:r>
-        <w:rPr>
-          <w:rStyle w:val="VerbatimChar"/>
-        </w:rPr>
-        <w:t xml:space="preserve">## [5,] 0.8520325 0.8835632 0.8781675 0.9152545 0.8403491</w:t>
-      </w:r>
-      <w:r>
-        <w:br/>
-      </w:r>
-      <w:r>
-        <w:rPr>
-          <w:rStyle w:val="VerbatimChar"/>
-        </w:rPr>
-        <w:t xml:space="preserve">## [6,] 0.8100625 0.8385326 0.8394075 0.8660409 0.8048080</w:t>
+        <w:t xml:space="preserve">## [1,] 0.7944430 0.8346548 0.8297872 0.8534696 0.8070765</w:t>
+      </w:r>
+      <w:r>
+        <w:br/>
+      </w:r>
+      <w:r>
+        <w:rPr>
+          <w:rStyle w:val="VerbatimChar"/>
+        </w:rPr>
+        <w:t xml:space="preserve">## [2,] 0.8414693 0.8800712 0.8712983 0.9064133 0.8408270</w:t>
+      </w:r>
+      <w:r>
+        <w:br/>
+      </w:r>
+      <w:r>
+        <w:rPr>
+          <w:rStyle w:val="VerbatimChar"/>
+        </w:rPr>
+        <w:t xml:space="preserve">## [3,] 0.8674822 0.9043114 0.8940526 0.9353836 0.8580968</w:t>
+      </w:r>
+      <w:r>
+        <w:br/>
+      </w:r>
+      <w:r>
+        <w:rPr>
+          <w:rStyle w:val="VerbatimChar"/>
+        </w:rPr>
+        <w:t xml:space="preserve">## [4,] 0.8711587 0.9053955 0.8963138 0.9383258 0.8580381</w:t>
+      </w:r>
+      <w:r>
+        <w:br/>
+      </w:r>
+      <w:r>
+        <w:rPr>
+          <w:rStyle w:val="VerbatimChar"/>
+        </w:rPr>
+        <w:t xml:space="preserve">## [5,] 0.8520324 0.8835632 0.8781675 0.9152544 0.8403491</w:t>
+      </w:r>
+      <w:r>
+        <w:br/>
+      </w:r>
+      <w:r>
+        <w:rPr>
+          <w:rStyle w:val="VerbatimChar"/>
+        </w:rPr>
+        <w:t xml:space="preserve">## [6,] 0.8100625 0.8385325 0.8394073 0.8660409 0.8048079</w:t>
       </w:r>
     </w:p>
     <w:p>
@@ -2204,43 +2245,43 @@
         <w:rPr>
           <w:rStyle w:val="VerbatimChar"/>
         </w:rPr>
-        <w:t xml:space="preserve">## [1] "t4 R2 test: 0.355771326086917 MAPE: 0.179775644590742"</w:t>
-      </w:r>
-      <w:r>
-        <w:br/>
-      </w:r>
-      <w:r>
-        <w:rPr>
-          <w:rStyle w:val="VerbatimChar"/>
-        </w:rPr>
-        <w:t xml:space="preserve">## [1] "t3 R2 test: 0.900708185704702 MAPE: 0.114650275552912"</w:t>
-      </w:r>
-      <w:r>
-        <w:br/>
-      </w:r>
-      <w:r>
-        <w:rPr>
-          <w:rStyle w:val="VerbatimChar"/>
-        </w:rPr>
-        <w:t xml:space="preserve">## [1] "t2 R2 test: 0.997682825122906 MAPE: 0.075936838104874"</w:t>
-      </w:r>
-      <w:r>
-        <w:br/>
-      </w:r>
-      <w:r>
-        <w:rPr>
-          <w:rStyle w:val="VerbatimChar"/>
-        </w:rPr>
-        <w:t xml:space="preserve">## [1] "t1 R2 test: 0.944240589053845 MAPE: 0.120104914602992"</w:t>
-      </w:r>
-      <w:r>
-        <w:br/>
-      </w:r>
-      <w:r>
-        <w:rPr>
-          <w:rStyle w:val="VerbatimChar"/>
-        </w:rPr>
-        <w:t xml:space="preserve">## [1] "t0 R2 test: 0.88985923136614 MAPE: 0.346770505077156"</w:t>
+        <w:t xml:space="preserve">## [1] "t4 R2 test: 0.355771323935736 MAPE: 0.179775612568807"</w:t>
+      </w:r>
+      <w:r>
+        <w:br/>
+      </w:r>
+      <w:r>
+        <w:rPr>
+          <w:rStyle w:val="VerbatimChar"/>
+        </w:rPr>
+        <w:t xml:space="preserve">## [1] "t3 R2 test: 0.900708355774482 MAPE: 0.114650317244655"</w:t>
+      </w:r>
+      <w:r>
+        <w:br/>
+      </w:r>
+      <w:r>
+        <w:rPr>
+          <w:rStyle w:val="VerbatimChar"/>
+        </w:rPr>
+        <w:t xml:space="preserve">## [1] "t2 R2 test: 0.99768281680059 MAPE: 0.0759368483991717"</w:t>
+      </w:r>
+      <w:r>
+        <w:br/>
+      </w:r>
+      <w:r>
+        <w:rPr>
+          <w:rStyle w:val="VerbatimChar"/>
+        </w:rPr>
+        <w:t xml:space="preserve">## [1] "t1 R2 test: 0.944240583410996 MAPE: 0.120104913774824"</w:t>
+      </w:r>
+      <w:r>
+        <w:br/>
+      </w:r>
+      <w:r>
+        <w:rPr>
+          <w:rStyle w:val="VerbatimChar"/>
+        </w:rPr>
+        <w:t xml:space="preserve">## [1] "t0 R2 test: 0.889859386885515 MAPE: 0.346770579286949"</w:t>
       </w:r>
     </w:p>
     <w:p>
@@ -2328,7 +2369,7 @@
         <w:rPr>
           <w:rStyle w:val="VerbatimChar"/>
         </w:rPr>
-        <w:t xml:space="preserve">## [1] "Means R2 test: 0.817652431466902 MAPE: 0.167447635585735"</w:t>
+        <w:t xml:space="preserve">## [1] "Means R2 test: 0.817652493361464 MAPE: 0.167447654254881"</w:t>
       </w:r>
     </w:p>
     <w:p>

--- a/examples/autoencoder/doc/autoenc_denoise_ed.docx
+++ b/examples/autoencoder/doc/autoenc_denoise_ed.docx
@@ -1531,7 +1531,7 @@
               <a:graphicData uri="http://schemas.openxmlformats.org/drawingml/2006/picture">
                 <pic:pic>
                   <pic:nvPicPr>
-                    <pic:cNvPr descr="/home/gpca/daltoolboxdp/examples/autoencoder/doc/autoenc_denoise_ed_files/3db8fd6e100762c51f14a95190478908ea16109b.png" id="11" name="Picture"/>
+                    <pic:cNvPr descr="C:\Git\dal\daltoolboxdp\examples\autoencoder\doc\autoenc_denoise_ed_files/e675abe7e3f1402ca862f4ecde356027d2138ffa.png" id="11" name="Picture"/>
                     <pic:cNvPicPr>
                       <a:picLocks noChangeArrowheads="1" noChangeAspect="1"/>
                     </pic:cNvPicPr>
@@ -1755,52 +1755,52 @@
         <w:rPr>
           <w:rStyle w:val="VerbatimChar"/>
         </w:rPr>
-        <w:t xml:space="preserve">## [1,] 0.7944430 0.8346548 0.8297872 0.8534696 0.8070765</w:t>
-      </w:r>
-      <w:r>
-        <w:br/>
-      </w:r>
-      <w:r>
-        <w:rPr>
-          <w:rStyle w:val="VerbatimChar"/>
-        </w:rPr>
-        <w:t xml:space="preserve">## [2,] 0.8414693 0.8800712 0.8712983 0.9064133 0.8408270</w:t>
-      </w:r>
-      <w:r>
-        <w:br/>
-      </w:r>
-      <w:r>
-        <w:rPr>
-          <w:rStyle w:val="VerbatimChar"/>
-        </w:rPr>
-        <w:t xml:space="preserve">## [3,] 0.8674822 0.9043114 0.8940526 0.9353836 0.8580968</w:t>
-      </w:r>
-      <w:r>
-        <w:br/>
-      </w:r>
-      <w:r>
-        <w:rPr>
-          <w:rStyle w:val="VerbatimChar"/>
-        </w:rPr>
-        <w:t xml:space="preserve">## [4,] 0.8711587 0.9053955 0.8963138 0.9383258 0.8580381</w:t>
-      </w:r>
-      <w:r>
-        <w:br/>
-      </w:r>
-      <w:r>
-        <w:rPr>
-          <w:rStyle w:val="VerbatimChar"/>
-        </w:rPr>
-        <w:t xml:space="preserve">## [5,] 0.8520324 0.8835632 0.8781675 0.9152544 0.8403491</w:t>
-      </w:r>
-      <w:r>
-        <w:br/>
-      </w:r>
-      <w:r>
-        <w:rPr>
-          <w:rStyle w:val="VerbatimChar"/>
-        </w:rPr>
-        <w:t xml:space="preserve">## [6,] 0.8100625 0.8385325 0.8394073 0.8660409 0.8048079</w:t>
+        <w:t xml:space="preserve">## [1,] 0.7944430 0.8346549 0.8297872 0.8534696 0.8070765</w:t>
+      </w:r>
+      <w:r>
+        <w:br/>
+      </w:r>
+      <w:r>
+        <w:rPr>
+          <w:rStyle w:val="VerbatimChar"/>
+        </w:rPr>
+        <w:t xml:space="preserve">## [2,] 0.8414692 0.8800713 0.8712983 0.9064134 0.8408268</w:t>
+      </w:r>
+      <w:r>
+        <w:br/>
+      </w:r>
+      <w:r>
+        <w:rPr>
+          <w:rStyle w:val="VerbatimChar"/>
+        </w:rPr>
+        <w:t xml:space="preserve">## [3,] 0.8674821 0.9043114 0.8940527 0.9353837 0.8580968</w:t>
+      </w:r>
+      <w:r>
+        <w:br/>
+      </w:r>
+      <w:r>
+        <w:rPr>
+          <w:rStyle w:val="VerbatimChar"/>
+        </w:rPr>
+        <w:t xml:space="preserve">## [4,] 0.8711588 0.9053956 0.8963140 0.9383258 0.8580382</w:t>
+      </w:r>
+      <w:r>
+        <w:br/>
+      </w:r>
+      <w:r>
+        <w:rPr>
+          <w:rStyle w:val="VerbatimChar"/>
+        </w:rPr>
+        <w:t xml:space="preserve">## [5,] 0.8520325 0.8835632 0.8781675 0.9152545 0.8403491</w:t>
+      </w:r>
+      <w:r>
+        <w:br/>
+      </w:r>
+      <w:r>
+        <w:rPr>
+          <w:rStyle w:val="VerbatimChar"/>
+        </w:rPr>
+        <w:t xml:space="preserve">## [6,] 0.8100625 0.8385326 0.8394075 0.8660409 0.8048080</w:t>
       </w:r>
     </w:p>
     <w:p>
@@ -2245,43 +2245,43 @@
         <w:rPr>
           <w:rStyle w:val="VerbatimChar"/>
         </w:rPr>
-        <w:t xml:space="preserve">## [1] "t4 R2 test: 0.355771323935736 MAPE: 0.179775612568807"</w:t>
-      </w:r>
-      <w:r>
-        <w:br/>
-      </w:r>
-      <w:r>
-        <w:rPr>
-          <w:rStyle w:val="VerbatimChar"/>
-        </w:rPr>
-        <w:t xml:space="preserve">## [1] "t3 R2 test: 0.900708355774482 MAPE: 0.114650317244655"</w:t>
-      </w:r>
-      <w:r>
-        <w:br/>
-      </w:r>
-      <w:r>
-        <w:rPr>
-          <w:rStyle w:val="VerbatimChar"/>
-        </w:rPr>
-        <w:t xml:space="preserve">## [1] "t2 R2 test: 0.99768281680059 MAPE: 0.0759368483991717"</w:t>
-      </w:r>
-      <w:r>
-        <w:br/>
-      </w:r>
-      <w:r>
-        <w:rPr>
-          <w:rStyle w:val="VerbatimChar"/>
-        </w:rPr>
-        <w:t xml:space="preserve">## [1] "t1 R2 test: 0.944240583410996 MAPE: 0.120104913774824"</w:t>
-      </w:r>
-      <w:r>
-        <w:br/>
-      </w:r>
-      <w:r>
-        <w:rPr>
-          <w:rStyle w:val="VerbatimChar"/>
-        </w:rPr>
-        <w:t xml:space="preserve">## [1] "t0 R2 test: 0.889859386885515 MAPE: 0.346770579286949"</w:t>
+        <w:t xml:space="preserve">## [1] "t4 R2 test: 0.355771326086917 MAPE: 0.179775644590742"</w:t>
+      </w:r>
+      <w:r>
+        <w:br/>
+      </w:r>
+      <w:r>
+        <w:rPr>
+          <w:rStyle w:val="VerbatimChar"/>
+        </w:rPr>
+        <w:t xml:space="preserve">## [1] "t3 R2 test: 0.900708185704702 MAPE: 0.114650275552912"</w:t>
+      </w:r>
+      <w:r>
+        <w:br/>
+      </w:r>
+      <w:r>
+        <w:rPr>
+          <w:rStyle w:val="VerbatimChar"/>
+        </w:rPr>
+        <w:t xml:space="preserve">## [1] "t2 R2 test: 0.997682825122906 MAPE: 0.075936838104874"</w:t>
+      </w:r>
+      <w:r>
+        <w:br/>
+      </w:r>
+      <w:r>
+        <w:rPr>
+          <w:rStyle w:val="VerbatimChar"/>
+        </w:rPr>
+        <w:t xml:space="preserve">## [1] "t1 R2 test: 0.944240589053845 MAPE: 0.120104914602992"</w:t>
+      </w:r>
+      <w:r>
+        <w:br/>
+      </w:r>
+      <w:r>
+        <w:rPr>
+          <w:rStyle w:val="VerbatimChar"/>
+        </w:rPr>
+        <w:t xml:space="preserve">## [1] "t0 R2 test: 0.88985923136614 MAPE: 0.346770505077156"</w:t>
       </w:r>
     </w:p>
     <w:p>
@@ -2369,7 +2369,7 @@
         <w:rPr>
           <w:rStyle w:val="VerbatimChar"/>
         </w:rPr>
-        <w:t xml:space="preserve">## [1] "Means R2 test: 0.817652493361464 MAPE: 0.167447654254881"</w:t>
+        <w:t xml:space="preserve">## [1] "Means R2 test: 0.817652431466902 MAPE: 0.167447635585735"</w:t>
       </w:r>
     </w:p>
     <w:p>
